--- a/src/static/resume.docx
+++ b/src/static/resume.docx
@@ -3133,7 +3133,7 @@
         <w:spacing w:after="100"/>
       </w:pPr>
       <w:r>
-        <w:t xml:space="preserve">JavaScript, HTML, CSS, C#, xml, MVC, jQuery, ASP.NET, XSLT, XSD, WCF, WWF, SQL Server, T-SQL, LINQ, Agile, Moq, MSTest, NUnit, Entity Framework, Enterprise Framework, TFS</w:t>
+        <w:t xml:space="preserve">JavaScript, HTML, CSS, C#, XML, MVC, jQuery, ASP.NET, XSLT, XSD, WCF, WWF, SQL Server, T-SQL, LINQ, Agile, Moq, MSTest, NUnit, Entity Framework, Enterprise Framework, TFS</w:t>
       </w:r>
     </w:p>
     <w:p>

--- a/src/static/resume.docx
+++ b/src/static/resume.docx
@@ -686,7 +686,7 @@
         <w:spacing w:after="100"/>
       </w:pPr>
       <w:r>
-        <w:t xml:space="preserve">TypeScript, Web3, dApps, Aurelia 2, Web Components, Wallets, MVVM, SPA, Fastify, JavaScript, TailWind CSS, Axios, Node.js, Awilix, TSyringe, Vite, HTML, CSS, Custom (HTML) Elements, Shadow DOM, HTML Templates, Data Binding, Observables, Pub/Sub Pattern, RxJS, SASS, Responsive UIs, Service-Oriented Architecture (SOA), ReactJs, Aurelia, AngularJs, FluentUI Web Components, Webpack, Rollup, C#, Markdown, XML, D3.js, Highcharts, ASP.NET Core, MVC, WebApi, ASP.NET Identity, Razor, Ajax, jQuery, Bootstrap, RequireJs, C++, Java, KnockoutJs, DurandalJs, ASP.NET, Enterprise Scale Web Applications, Telerik, Bootstrap Material Design, XSLT, XML Schema Definition (XSD), JSPM, SystemJs, WCF, WWF, Microsoft Extensibility Framework (MEF), JDBC, JSP, Swing, CORBA, Flash SWF, Xerces</w:t>
+        <w:t xml:space="preserve">TypeScript, Web3, dApps, Aurelia 2, Web Components, Wallets, MVVM, SPA, Fastify, JavaScript, TailWind CSS, Axios, Node.js, Awilix, TSyringe, Vite, HTML, CSS, Custom (HTML) Elements, Shadow DOM, HTML Templates, Data Binding, Observables, Pub/Sub Pattern, RxJS, SASS, Responsive UIs, Service-Oriented Architecture (SOA), React, Aurelia, AngularJS, FluentUI Web Components, Webpack, Rollup, C#, Markdown, XML, D3.js, Highcharts, ASP.NET Core, MVC, WebApi, ASP.NET Identity, Razor, Ajax, jQuery, Bootstrap, RequireJS, C++, Java, KnockoutJS, DurandalJs, ASP.NET, Enterprise Scale Web Applications, Telerik, Bootstrap Material Design, XSLT, XML Schema Definition (XSD), JSPM, SystemJS, WCF, WWF, Microsoft Extensibility Framework (MEF), JDBC, JSP, Swing, CORBA, Flash SWF, Xerces</w:t>
       </w:r>
     </w:p>
     <w:p>
@@ -754,7 +754,7 @@
         <w:spacing w:after="100"/>
       </w:pPr>
       <w:r>
-        <w:t xml:space="preserve">Vite, Webpack, Rollup, RequireJs, JSPM, SystemJs</w:t>
+        <w:t xml:space="preserve">Vite, Webpack, Rollup, RequireJS, JSPM, SystemJS</w:t>
       </w:r>
     </w:p>
     <w:p>
@@ -1862,7 +1862,7 @@
         <w:spacing w:after="100"/>
       </w:pPr>
       <w:r>
-        <w:t xml:space="preserve">TypeScript, Solidity, Ethereum, Web3, dApps, ethers.js, DAOs, DAO Governance Systems, DeFi, Wallets, ReFi, SPA, IPFS, Subgraph, Liquidity Bootstrapping Pools, web3.js, Balancer Liquidity Pools, Gnosis Safe, Defender, Ceramic, ENS, LitProtocol, Metamask, WalletConnect, Web3Modal, JavaScript, Node.js, Vite, HTML, CSS, SASS, Responsive, ReactJs, Aurelia, Webpack, Rollup, i18Next, GitHub</w:t>
+        <w:t xml:space="preserve">TypeScript, Solidity, Ethereum, Web3, dApps, ethers.js, DAOs, DAO Governance Systems, DeFi, Wallets, ReFi, SPA, IPFS, Subgraph, Liquidity Bootstrapping Pools, web3.js, Balancer Liquidity Pools, Gnosis Safe, Defender, Ceramic, ENS, LitProtocol, Metamask, WalletConnect, Web3Modal, JavaScript, Node.js, Vite, HTML, CSS, SASS, Responsive, React, Aurelia, Webpack, Rollup, i18Next, GitHub</w:t>
       </w:r>
     </w:p>
     <w:p>
@@ -2041,7 +2041,7 @@
         <w:spacing w:after="100"/>
       </w:pPr>
       <w:r>
-        <w:t xml:space="preserve">TypeScript, Solidity, Ethereum, Web3, dApps, DAOs, DAO Governance Systems, Wallets, SPA, Subgraph, 3Box, JavaScript, Node.js, HTML, CSS, SASS, Responsive, ReactJs, Aurelia, Webpack, jQuery, Bootstrap, Bootstrap Material Design, GitHub</w:t>
+        <w:t xml:space="preserve">TypeScript, Solidity, Ethereum, Web3, dApps, DAOs, DAO Governance Systems, Wallets, SPA, Subgraph, 3Box, JavaScript, Node.js, HTML, CSS, SASS, Responsive, React, Aurelia, Webpack, jQuery, Bootstrap, Bootstrap Material Design, GitHub</w:t>
       </w:r>
     </w:p>
     <w:p>
@@ -2375,7 +2375,7 @@
         <w:spacing w:after="60"/>
       </w:pPr>
       <w:r>
-        <w:t xml:space="preserve">The only part I didn't write entirely myself was the AngularJs web application</w:t>
+        <w:t xml:space="preserve">The only part I didn't write entirely myself was the AngularJS web application</w:t>
       </w:r>
     </w:p>
     <w:p>
@@ -2401,7 +2401,7 @@
         <w:spacing w:after="60"/>
       </w:pPr>
       <w:r>
-        <w:t xml:space="preserve">Integrated lots of moving parts: an AngularJs web application, two external web services, .NET web server, Azure web job, and SQL Server database</w:t>
+        <w:t xml:space="preserve">Integrated lots of moving parts: an AngularJS web application, two external web services, a .NET web server, Azure web job, and SQL Server database</w:t>
       </w:r>
     </w:p>
     <w:p>
@@ -2435,7 +2435,7 @@
         <w:spacing w:after="100"/>
       </w:pPr>
       <w:r>
-        <w:t xml:space="preserve">TypeScript, SPA, AngularJs, C#, WebApi, ASP.NET, SQL Server, T-SQL, Unity, Entity Framework, Azure, TFS</w:t>
+        <w:t xml:space="preserve">TypeScript, SPA, AngularJS, C#, WebApi, ASP.NET, SQL Server, T-SQL, Unity, Entity Framework, Azure, TFS</w:t>
       </w:r>
     </w:p>
     <w:p>
@@ -2575,7 +2575,7 @@
         <w:spacing w:after="100"/>
       </w:pPr>
       <w:r>
-        <w:t xml:space="preserve">SPA, JavaScript, HTML, CSS, C#, D3, Highcharts, WebApi, Ajax, jQuery, Bootstrap, RequireJs, KnockoutJs, DurandalJs, Agile, Unity, .NET, Entity Framework, TFS</w:t>
+        <w:t xml:space="preserve">SPA, JavaScript, HTML, CSS, C#, D3, Highcharts, WebApi, Ajax, jQuery, Bootstrap, RequireJS, KnockoutJS, DurandalJs, Agile, Unity, .NET, Entity Framework, TFS</w:t>
       </w:r>
     </w:p>
     <w:p>
@@ -2701,7 +2701,7 @@
         <w:spacing w:after="100"/>
       </w:pPr>
       <w:r>
-        <w:t xml:space="preserve">SPA, JavaScript, HTML, CSS, C#, MVC, WebAPI, Ajax, jQuery, bootstrap, RequireJs, KnockoutJs, Durandal, ASP.NET, i18Next, jQuery globalization, SQL Server, T-SQL, entity framework</w:t>
+        <w:t xml:space="preserve">SPA, JavaScript, HTML, CSS, C#, MVC, WebAPI, Ajax, jQuery, bootstrap, RequireJS, KnockoutJS, Durandal, ASP.NET, i18Next, jQuery globalization, SQL Server, T-SQL, entity framework</w:t>
       </w:r>
     </w:p>
     <w:p>
@@ -2780,7 +2780,7 @@
         <w:spacing w:after="60"/>
       </w:pPr>
       <w:r>
-        <w:t xml:space="preserve">Been through a couple iterations as technologies have changed. Was Durandal+KnockoutJs+MsTest+ASP.NET, is now Aurelia+XUnit+ASP.NET Core.</w:t>
+        <w:t xml:space="preserve">Been through a couple iterations as technologies have changed. Was Durandal+KnockoutJS+MsTest+ASP.NET, is now Aurelia+XUnit+ASP.NET Core.</w:t>
       </w:r>
     </w:p>
     <w:p>
@@ -2801,7 +2801,7 @@
         <w:spacing w:after="100"/>
       </w:pPr>
       <w:r>
-        <w:t xml:space="preserve">SPA, JavaScript, HTML, CSS, Aurelia, Webpack, C#, ASP.NET Core, MVC, WebAPI, Identity, Ajax, jQuery, Bootstrap, RequireJs, KnockoutJs, SQL Server, T-SQL, MsTest, XUnit.NET, crypto-js, DES, Encryption, SHA, System.Security.Cryptography, entity framework</w:t>
+        <w:t xml:space="preserve">SPA, JavaScript, HTML, CSS, Aurelia, Webpack, C#, ASP.NET Core, MVC, WebAPI, Identity, Ajax, jQuery, Bootstrap, RequireJS, KnockoutJS, SQL Server, T-SQL, MsTest, XUnit.NET, crypto-js, DES, Encryption, SHA, System.Security.Cryptography, entity framework</w:t>
       </w:r>
     </w:p>
     <w:p>
@@ -2967,7 +2967,7 @@
         <w:spacing w:after="100"/>
       </w:pPr>
       <w:r>
-        <w:t xml:space="preserve">JavaScript, HTML, CSS, C#, MVC, jQuery, KnockoutJs, ASP.NET, Telerik, MEF, ADO, nHibernate, Agile, Moq, Selenium, SpecFlow, Unity, VSTest, Enterprise Framework, TFS</w:t>
+        <w:t xml:space="preserve">JavaScript, HTML, CSS, C#, MVC, jQuery, KnockoutJS, ASP.NET, Telerik, MEF, ADO, nHibernate, Agile, Moq, Selenium, SpecFlow, Unity, VSTest, Enterprise Framework, TFS</w:t>
       </w:r>
     </w:p>
     <w:p>
@@ -4117,7 +4117,7 @@
         <w:spacing w:after="100"/>
       </w:pPr>
       <w:r>
-        <w:t xml:space="preserve">Developed software for Toolbook 3.0 and multimedia screensavers (Jurassic Park, et. al.)</w:t>
+        <w:t xml:space="preserve">Developed software for Toolbook 3.0 and multimedia screensavers (Jurassic Park, et al.)</w:t>
       </w:r>
     </w:p>
     <w:p>
@@ -4211,7 +4211,7 @@
         <w:spacing w:after="100"/>
       </w:pPr>
       <w:r>
-        <w:t xml:space="preserve">Managed all development efforts (see ConnectSoft, below)</w:t>
+        <w:t xml:space="preserve">Managed all ConnectSoft development efforts</w:t>
       </w:r>
     </w:p>
     <w:p>

--- a/src/static/resume.docx
+++ b/src/static/resume.docx
@@ -84,7 +84,7 @@
         <w:spacing w:after="100"/>
       </w:pPr>
       <w:r>
-        <w:t xml:space="preserve">I am a software engineer and architect with 35 years spent leading teams and building sophisticated systems — web applications, blockchain and Web3 platforms, and most recently AI-native applications built on large language models.</w:t>
+        <w:t xml:space="preserve">I am a software engineer and architect who has been building software professionally since 1985 — leading teams and building sophisticated systems across web applications, blockchain and Web3 platforms, and most recently AI-native applications built on large language models.</w:t>
       </w:r>
     </w:p>
     <w:p>
@@ -105,6 +105,14 @@
     </w:p>
     <w:p>
       <w:pPr>
+        <w:spacing w:after="100"/>
+      </w:pPr>
+      <w:r>
+        <w:t xml:space="preserve">I'm looking for a senior engineering or architecture role where a long and varied track record is an asset. I work remotely from Costa Rica, which overlaps well with US business hours, and am happy to travel as needed.</w:t>
+      </w:r>
+    </w:p>
+    <w:p>
+      <w:pPr>
         <w:pStyle w:val="Heading1"/>
         <w:keepNext/>
       </w:pPr>
@@ -360,7 +368,7 @@
         <w:spacing w:after="60"/>
       </w:pPr>
       <w:r>
-        <w:t xml:space="preserve">At ConnectSoft I led the development of an application that won a Windows 100 award from Windows Magazine: Clip-Art Window Shopper, one of the first ever applications for purchasing and downloading clip-art online.</w:t>
+        <w:t xml:space="preserve">At ConnectSoft I led the development of an application that won a Windows 100 award from Windows Magazine: Clip-Art Window Shopper, one of the first ever applications for purchasing and downloading clip-art online — in the early 1990s, before the commercial web existed.</w:t>
       </w:r>
     </w:p>
     <w:p>

--- a/src/static/resume.docx
+++ b/src/static/resume.docx
@@ -677,7 +677,7 @@
         <w:spacing w:after="100"/>
       </w:pPr>
       <w:r>
-        <w:t xml:space="preserve">Solidity, Ethereum, Web3, dApps, ethers.js, DAOs, DAO Governance Systems, DeFi, Wallets, ReFi, IPFS, Subgraph, Liquidity Bootstrapping Pools, web3.js, Celo, Arbitrum, Balancer Liquidity Pools, Gnosis Safe, OpenZeppelin Defender, Ceramic, 3Box, ENS, Mento, LitProtocol, Metamask, WalletConnect, Web3Modal</w:t>
+        <w:t xml:space="preserve">Blockchain, Cryptocurrencies, Solidity, Ethereum, Web3, dApps, ethers.js, DAOs, DAO Governance Systems, DeFi, Wallets, ReFi, IPFS, Subgraph, Liquidity Bootstrapping Pools, web3.js, Celo, Arbitrum, Balancer Liquidity Pools, Gnosis Safe, OpenZeppelin Defender, Ceramic, 3Box, ENS, Mento, LitProtocol, Metamask, WalletConnect, Web3Modal</w:t>
       </w:r>
     </w:p>
     <w:p>
@@ -1307,7 +1307,7 @@
         <w:spacing w:after="100"/>
       </w:pPr>
       <w:r>
-        <w:t xml:space="preserve">TypeScript, Aurelia 2, DeFi, MVVM, AI Coding Assistant, GitHub Copilot, TailWind CSS, Axios, Vite, FluentUI Web Components, GitHub</w:t>
+        <w:t xml:space="preserve">TypeScript, Blockchain, Cryptocurrencies, Aurelia 2, DeFi, MVVM, AI Coding Assistant, GitHub Copilot, TailWind CSS, Axios, Vite, FluentUI Web Components, GitHub</w:t>
       </w:r>
     </w:p>
     <w:p>
@@ -1486,7 +1486,7 @@
         <w:spacing w:after="100"/>
       </w:pPr>
       <w:r>
-        <w:t xml:space="preserve">TypeScript, DeFi, AI Coding Assistant, GitHub Copilot, Fastify, Axios, Node.js, TSyringe, Vite, GitHub</w:t>
+        <w:t xml:space="preserve">TypeScript, Blockchain, Cryptocurrencies, DeFi, AI Coding Assistant, GitHub Copilot, Fastify, Axios, Node.js, TSyringe, Vite, GitHub</w:t>
       </w:r>
     </w:p>
     <w:p>
@@ -1870,7 +1870,7 @@
         <w:spacing w:after="100"/>
       </w:pPr>
       <w:r>
-        <w:t xml:space="preserve">TypeScript, Solidity, Ethereum, Web3, dApps, ethers.js, DAOs, DAO Governance Systems, DeFi, Wallets, ReFi, SPA, IPFS, Subgraph, Liquidity Bootstrapping Pools, web3.js, Balancer Liquidity Pools, Gnosis Safe, Defender, Ceramic, ENS, LitProtocol, Metamask, WalletConnect, Web3Modal, JavaScript, Node.js, Vite, HTML, CSS, SASS, Responsive, React, Aurelia, Webpack, Rollup, i18Next, GitHub</w:t>
+        <w:t xml:space="preserve">TypeScript, Blockchain, Cryptocurrencies, Solidity, Ethereum, Web3, dApps, ethers.js, DAOs, DAO Governance Systems, DeFi, Wallets, ReFi, SPA, IPFS, Subgraph, Liquidity Bootstrapping Pools, web3.js, Balancer Liquidity Pools, Gnosis Safe, Defender, Ceramic, ENS, LitProtocol, Metamask, WalletConnect, Web3Modal, JavaScript, Node.js, Vite, HTML, CSS, SASS, Responsive, React, Aurelia, Webpack, Rollup, i18Next, GitHub</w:t>
       </w:r>
     </w:p>
     <w:p>
@@ -2049,7 +2049,7 @@
         <w:spacing w:after="100"/>
       </w:pPr>
       <w:r>
-        <w:t xml:space="preserve">TypeScript, Solidity, Ethereum, Web3, dApps, DAOs, DAO Governance Systems, Wallets, SPA, Subgraph, 3Box, JavaScript, Node.js, HTML, CSS, SASS, Responsive, React, Aurelia, Webpack, jQuery, Bootstrap, Bootstrap Material Design, GitHub</w:t>
+        <w:t xml:space="preserve">TypeScript, Blockchain, Solidity, Ethereum, Web3, dApps, DAOs, DAO Governance Systems, Wallets, SPA, Subgraph, 3Box, JavaScript, Node.js, HTML, CSS, SASS, Responsive, React, Aurelia, Webpack, jQuery, Bootstrap, Bootstrap Material Design, GitHub</w:t>
       </w:r>
     </w:p>
     <w:p>

--- a/src/static/resume.docx
+++ b/src/static/resume.docx
@@ -1850,6 +1850,19 @@
       </w:pPr>
       <w:r>
         <w:t xml:space="preserve">As products, these applications are innovative and impressive. Read more about them at Kolektivo (https://www.kolektivo.network/) and The Prime Suite (https://www.prime.xyz)</w:t>
+      </w:r>
+    </w:p>
+    <w:p>
+      <w:pPr>
+        <w:pStyle w:val="ListParagraph"/>
+        <w:numPr>
+          <w:ilvl w:val="0"/>
+          <w:numId w:val="1"/>
+        </w:numPr>
+        <w:spacing w:after="60"/>
+      </w:pPr>
+      <w:r>
+        <w:t xml:space="preserve">Sole coder of the dApp frontend of HyperDAO (https://github.com/Curve-Labs/hyperdao), built in three days with the Curve Labs team at the ETHLisbon 2021 hackathon and awarded a prize; the frontend created DAOs and submitted proposals against a Gnosis Safe acting as a minimal viable DAO, turning Telegram groups into functioning DAOs</w:t>
       </w:r>
     </w:p>
     <w:p>

--- a/src/static/resume.docx
+++ b/src/static/resume.docx
@@ -1771,6 +1771,19 @@
         <w:spacing w:after="60"/>
       </w:pPr>
       <w:r>
+        <w:t xml:space="preserve">Sole coder of the dApp frontend of HyperDAO (https://github.com/Curve-Labs/hyperdao), built in three days with the Curve Labs team at the ETHLisbon 2021 hackathon and awarded a prize; the frontend created DAOs and submitted proposals against a Gnosis Safe acting as a minimal viable DAO, turning Telegram groups into functioning DAOs</w:t>
+      </w:r>
+    </w:p>
+    <w:p>
+      <w:pPr>
+        <w:pStyle w:val="ListParagraph"/>
+        <w:numPr>
+          <w:ilvl w:val="0"/>
+          <w:numId w:val="1"/>
+        </w:numPr>
+        <w:spacing w:after="60"/>
+      </w:pPr>
+      <w:r>
         <w:t xml:space="preserve">With the exception of the PrimeDAO Home Page, which uses React.js, the dApps were all implemented using the Aurelia (https://aurelia.io/) framework</w:t>
       </w:r>
     </w:p>
@@ -1850,19 +1863,6 @@
       </w:pPr>
       <w:r>
         <w:t xml:space="preserve">As products, these applications are innovative and impressive. Read more about them at Kolektivo (https://www.kolektivo.network/) and The Prime Suite (https://www.prime.xyz)</w:t>
-      </w:r>
-    </w:p>
-    <w:p>
-      <w:pPr>
-        <w:pStyle w:val="ListParagraph"/>
-        <w:numPr>
-          <w:ilvl w:val="0"/>
-          <w:numId w:val="1"/>
-        </w:numPr>
-        <w:spacing w:after="60"/>
-      </w:pPr>
-      <w:r>
-        <w:t xml:space="preserve">Sole coder of the dApp frontend of HyperDAO (https://github.com/Curve-Labs/hyperdao), built in three days with the Curve Labs team at the ETHLisbon 2021 hackathon and awarded a prize; the frontend created DAOs and submitted proposals against a Gnosis Safe acting as a minimal viable DAO, turning Telegram groups into functioning DAOs</w:t>
       </w:r>
     </w:p>
     <w:p>

--- a/src/static/resume.docx
+++ b/src/static/resume.docx
@@ -1029,7 +1029,7 @@
         <w:spacing w:after="100"/>
       </w:pPr>
       <w:r>
-        <w:t xml:space="preserve">Modeled on an existing DEI consultancy, turned an open-ended qualitative analysis problem into a full-stack web application wrapping a bounded, testable LLM pipeline: staged contracts between components, empirical calibration to reduce output variance, and a client-safe boundary enforced from the pipeline through to the human-review interface.</w:t>
+        <w:t xml:space="preserve">Turned an open-ended qualitative analysis problem into a full-stack web application wrapping a bounded, testable LLM pipeline: staged contracts between components, empirical calibration to reduce output variance, and a client-safe boundary enforced from the pipeline through to the human-review interface. Modeled on the practice of an existing DEI consultancy.</w:t>
       </w:r>
     </w:p>
     <w:p>
@@ -1771,7 +1771,7 @@
         <w:spacing w:after="60"/>
       </w:pPr>
       <w:r>
-        <w:t xml:space="preserve">Sole coder of the dApp frontend of HyperDAO (https://github.com/Curve-Labs/hyperdao), built in three days with the Curve Labs team at the ETHLisbon 2021 hackathon and awarded a prize; the frontend created DAOs and submitted proposals against a Gnosis Safe acting as a minimal viable DAO, turning Telegram groups into functioning DAOs</w:t>
+        <w:t xml:space="preserve">Sole coder of the dApp frontend of HyperDAO (https://github.com/Curve-Labs/hyperdao), built in two days with the Curve Labs team at the ETHLisbon 2021 hackathon and awarded a prize; the frontend created DAOs and submitted proposals against a Gnosis Safe acting as a minimal viable DAO, turning Telegram groups into functioning DAOs</w:t>
       </w:r>
     </w:p>
     <w:p>

--- a/src/static/resume.docx
+++ b/src/static/resume.docx
@@ -4720,16 +4720,16 @@
           <w:b/>
           <w:bCs/>
         </w:rPr>
-        <w:t xml:space="preserve">Dynamic Graphics for Exploring Multivariate Data. Chapter 8, Dynamic Graphics for Statistics</w:t>
-      </w:r>
-    </w:p>
-    <w:p>
-      <w:pPr>
-        <w:keepNext/>
-        <w:spacing w:after="0"/>
-      </w:pPr>
-      <w:r>
-        <w:t xml:space="preserve">Young, Forest W., D.P. Kent, W.F. Kuhfeld</w:t>
+        <w:t xml:space="preserve">Dynamic Graphics for Exploring Multivariate Data</w:t>
+      </w:r>
+    </w:p>
+    <w:p>
+      <w:pPr>
+        <w:keepNext/>
+        <w:spacing w:after="0"/>
+      </w:pPr>
+      <w:r>
+        <w:t xml:space="preserve">Young, Forrest W., D.P. Kent, W.F. Kuhfeld</w:t>
       </w:r>
     </w:p>
     <w:p>
@@ -4738,7 +4738,7 @@
         <w:spacing w:after="0"/>
       </w:pPr>
       <w:r>
-        <w:t xml:space="preserve">Cleveland, W.S. and McGill, M. eds., Wadsworth</w:t>
+        <w:t xml:space="preserve">W.S. Cleveland and M.E. McGill (eds.), Dynamic Graphics for Statistics, pp. 391-424. Pacific Grove, CA: Wadsworth &amp; Brooks/Cole</w:t>
       </w:r>
     </w:p>
     <w:p>
@@ -4875,6 +4875,37 @@
           <w:b/>
           <w:bCs/>
         </w:rPr>
+        <w:t xml:space="preserve">New Developments in Alternating Least-Squares SAS Procedures</w:t>
+      </w:r>
+    </w:p>
+    <w:p>
+      <w:pPr>
+        <w:keepNext/>
+        <w:spacing w:after="0"/>
+      </w:pPr>
+      <w:r>
+        <w:t xml:space="preserve">Young, Forrest W., D.P. Kent, T.C. Edds, W.F. Kuhfeld</w:t>
+      </w:r>
+    </w:p>
+    <w:p>
+      <w:pPr>
+        <w:keepNext w:val="false"/>
+        <w:spacing w:after="0"/>
+      </w:pPr>
+      <w:r>
+        <w:t xml:space="preserve">Proceedings of the Eleventh Annual SAS Users Group International Conference, Atlanta, Georgia</w:t>
+      </w:r>
+    </w:p>
+    <w:p>
+      <w:pPr>
+        <w:keepNext/>
+        <w:spacing w:after="0" w:before="260"/>
+      </w:pPr>
+      <w:r>
+        <w:rPr>
+          <w:b/>
+          <w:bCs/>
+        </w:rPr>
         <w:t xml:space="preserve">Visual Exploratory Data Analysis: A Preliminary Report in Classification As A Tool Of Research, Gaul, W. and Schader, M. editors</w:t>
       </w:r>
     </w:p>
@@ -4968,7 +4999,7 @@
           <w:b/>
           <w:bCs/>
         </w:rPr>
-        <w:t xml:space="preserve">U.S. Environmental Protection Agency, OANR: AOQPS. Benzene Fugitive Emissions - Background Information for Promulgated Standards: EIS. EPA-450/3-80-032b. Chapters 2.1, 2.2, 2.5, 2.7, 2.8.6, Appendix C</w:t>
+        <w:t xml:space="preserve">U.S. Environmental Protection Agency, OANR: OAQPS. Benzene Fugitive Emissions - Background Information for Promulgated Standards: EIS. EPA-450/3-80-032b. Chapters 2.1, 2.2, 2.5, 2.7, 2.8.6, Appendix C</w:t>
       </w:r>
     </w:p>
     <w:p>
@@ -5093,6 +5124,15 @@
           <w:bCs/>
         </w:rPr>
         <w:t xml:space="preserve">Air Quality Plan for Mobile Sources. Appendix II-12, Baseline Data on Attainment Status Designations for Areawide Air Pollutants</w:t>
+      </w:r>
+    </w:p>
+    <w:p>
+      <w:pPr>
+        <w:keepNext/>
+        <w:spacing w:after="0"/>
+      </w:pPr>
+      <w:r>
+        <w:t xml:space="preserve">Kent, D.P.</w:t>
       </w:r>
     </w:p>
     <w:p>

--- a/src/static/resume.docx
+++ b/src/static/resume.docx
@@ -985,7 +985,7 @@
         <w:keepLines/>
       </w:pPr>
       <w:r>
-        <w:t xml:space="preserve">Technical Lead &amp; LLM Pipeline Architect — Human Lens, AI-native web app</w:t>
+        <w:t xml:space="preserve">Applied AI Engineer &amp; Architect — Human Lens, AI-native qualitative analysis app</w:t>
       </w:r>
     </w:p>
     <w:p>
@@ -1177,7 +1177,7 @@
         <w:keepLines/>
       </w:pPr>
       <w:r>
-        <w:t xml:space="preserve">Technical Lead &amp; dApp Architect — Butterfly, Crypto portfolio management dApp</w:t>
+        <w:t xml:space="preserve">Product Engineer &amp; Architect — Butterfly, crypto portfolio management dApp</w:t>
       </w:r>
     </w:p>
     <w:p>
@@ -1317,7 +1317,7 @@
         <w:keepLines/>
       </w:pPr>
       <w:r>
-        <w:t xml:space="preserve">Technical Lead &amp; dApp Architect — Butterfly, Crypto portfolio management service</w:t>
+        <w:t xml:space="preserve">Product Engineer &amp; Architect — Butterfly, crypto portfolio management service</w:t>
       </w:r>
     </w:p>
     <w:p>

--- a/src/static/resume.docx
+++ b/src/static/resume.docx
@@ -985,7 +985,7 @@
         <w:keepLines/>
       </w:pPr>
       <w:r>
-        <w:t xml:space="preserve">Applied AI Engineer &amp; Architect — Human Lens, AI-native qualitative analysis app</w:t>
+        <w:t xml:space="preserve">Applied AI Engineer &amp; Architect — Human Lens, AI-native analysis app</w:t>
       </w:r>
     </w:p>
     <w:p>

--- a/src/static/resume.docx
+++ b/src/static/resume.docx
@@ -1029,7 +1029,7 @@
         <w:spacing w:after="100"/>
       </w:pPr>
       <w:r>
-        <w:t xml:space="preserve">Turned an open-ended qualitative analysis problem into a full-stack web application wrapping a bounded, testable LLM pipeline: staged contracts between components, empirical calibration to reduce output variance, and a client-safe boundary enforced from the pipeline through to the human-review interface. Modeled on the practice of an existing DEI consultancy.</w:t>
+        <w:t xml:space="preserve">Translated a firm's manual qualitative analysis practice into a full-stack web application wrapping a bounded, testable LLM pipeline: staged contracts between components, empirical calibration to reduce output variance, and a client-safe boundary enforced from the pipeline through to the human-review interface. Owned design, architecture, implementation, and QA end to end. Modeled on the practice of an existing DEI consultancy.</w:t>
       </w:r>
     </w:p>
     <w:p>
@@ -1221,7 +1221,7 @@
         <w:spacing w:after="100"/>
       </w:pPr>
       <w:r>
-        <w:t xml:space="preserve">Designed and built a cryptocurrency portfolio management dApp that executes scaled take-profit sales across multiple exchanges. Supported by the Butterfly Crypto portfolio management service.</w:t>
+        <w:t xml:space="preserve">Designed and built a cryptocurrency portfolio management dApp that executes scaled take-profit sales across multiple exchanges, owning design, architecture, implementation, and QA end to end. Supported by the Butterfly Crypto portfolio management service.</w:t>
       </w:r>
     </w:p>
     <w:p>
@@ -1361,7 +1361,7 @@
         <w:spacing w:after="100"/>
       </w:pPr>
       <w:r>
-        <w:t xml:space="preserve">Designed and built a REST API service supporting secure cryptocurrency exchange operations across multiple exchanges. Supports the Butterfly Crypto portfolio management dApp.</w:t>
+        <w:t xml:space="preserve">Designed and built a REST API service supporting secure cryptocurrency exchange operations across multiple exchanges, owning design, architecture, implementation, and QA end to end. Supports the Butterfly Crypto portfolio management dApp.</w:t>
       </w:r>
     </w:p>
     <w:p>
@@ -1693,7 +1693,7 @@
         <w:spacing w:after="100"/>
       </w:pPr>
       <w:r>
-        <w:t xml:space="preserve">Led teams of 2-5 in the development of the frontends of multiple dApps running against the Ethereum blockchain focused on decentralized (DeFi) and regenerative finance (ReFi). Among others, led the development team for a ReFi dApp designed to emerge a regenerative, decentralized economic system for the sovereign island nation of Curaçao.</w:t>
+        <w:t xml:space="preserve">First front-end engineer at Curve Labs, owning design, architecture, implementation, and QA end to end for the frontends of multiple dApps on the Ethereum blockchain focused on decentralized (DeFi) and regenerative finance (ReFi), while leading teams of 2-5 developers. Among others, led the development team for a ReFi dApp designed to emerge a regenerative, decentralized economic system for the sovereign island nation of Curaçao.</w:t>
       </w:r>
     </w:p>
     <w:p>
@@ -1937,7 +1937,7 @@
         <w:spacing w:after="100"/>
       </w:pPr>
       <w:r>
-        <w:t xml:space="preserve">Performed multiple development roles in the design, creation and use of DAOstack DAOs, one of the first major DAO designs in the history of DAOs. Used, reviewed and deployed Solidity smart contracts, wrote a TypeScript library to support dApps in accessing the smart contracts, wrote a test dApp, significantly contributed to the dApp Alchemy used for working with the DAOs.</w:t>
+        <w:t xml:space="preserve">First front-end engineer at DAOstack, one of the first major DAO designs in the history of DAOs, owning design, architecture, implementation, and QA end to end across multiple roles: used, reviewed and deployed Solidity smart contracts, wrote a TypeScript library to support dApps in accessing the smart contracts, wrote a test dApp, and significantly contributed to Alchemy, the dApp used for working with the DAOs.</w:t>
       </w:r>
     </w:p>
     <w:p>

--- a/src/static/resume.docx
+++ b/src/static/resume.docx
@@ -660,7 +660,7 @@
         <w:spacing w:after="100"/>
       </w:pPr>
       <w:r>
-        <w:t xml:space="preserve">LLM Pipeline Architecture, LLM Evaluation, Human-in-the-Loop Design, Prompt Engineering, AI-Assisted Development, De-identification, Claude Code for VS Code, LLM APIs, AI Coding Assistant, Claude.ai (LLM), GitHub Copilot, ChatGPT (LLM)</w:t>
+        <w:t xml:space="preserve">LLM Pipeline Architecture, LLM Evaluation, Human-in-the-Loop Design, Prompt Engineering, Agentic Software Development, AI-Assisted Development, De-identification, Claude Code for VS Code, LLM APIs, Claude.ai (LLM), GitHub Copilot, ChatGPT (LLM)</w:t>
       </w:r>
     </w:p>
     <w:p>
@@ -1167,7 +1167,7 @@
         <w:spacing w:after="100"/>
       </w:pPr>
       <w:r>
-        <w:t xml:space="preserve">LLM Pipeline Architecture, LLM Evaluation, TypeScript, Human-in-the-Loop Design, Prompt Engineering, AI-Assisted Development, De-identification, Aurelia 2, Claude Code for VS Code, LLM APIs, AI Coding Assistant, Claude.ai (LLM), GitHub Copilot, ChatGPT (LLM), Fastify, TailWind CSS, Axios, Node.js, Awilix, Vite, HTML, Visual Studio Code, Vitest, NPM</w:t>
+        <w:t xml:space="preserve">LLM Pipeline Architecture, LLM Evaluation, TypeScript, Human-in-the-Loop Design, Prompt Engineering, Agentic Software Development, De-identification, Aurelia 2, Claude Code for VS Code, LLM APIs, Claude.ai (LLM), GitHub Copilot, ChatGPT (LLM), Fastify, TailWind CSS, Axios, Node.js, Awilix, Vite, HTML, Visual Studio Code, Vitest, NPM</w:t>
       </w:r>
     </w:p>
     <w:p>
@@ -1307,7 +1307,7 @@
         <w:spacing w:after="100"/>
       </w:pPr>
       <w:r>
-        <w:t xml:space="preserve">TypeScript, Blockchain, Cryptocurrencies, Aurelia 2, DeFi, MVVM, AI Coding Assistant, GitHub Copilot, TailWind CSS, Axios, Vite, FluentUI Web Components, GitHub</w:t>
+        <w:t xml:space="preserve">TypeScript, Blockchain, Cryptocurrencies, AI-Assisted Development, Aurelia 2, DeFi, MVVM, GitHub Copilot, TailWind CSS, Axios, Vite, FluentUI Web Components, GitHub</w:t>
       </w:r>
     </w:p>
     <w:p>
@@ -1486,7 +1486,7 @@
         <w:spacing w:after="100"/>
       </w:pPr>
       <w:r>
-        <w:t xml:space="preserve">TypeScript, Blockchain, Cryptocurrencies, DeFi, AI Coding Assistant, GitHub Copilot, Fastify, Axios, Node.js, TSyringe, Vite, GitHub</w:t>
+        <w:t xml:space="preserve">TypeScript, Blockchain, Cryptocurrencies, AI-Assisted Development, DeFi, GitHub Copilot, Fastify, Axios, Node.js, TSyringe, Vite, GitHub</w:t>
       </w:r>
     </w:p>
     <w:p>

--- a/src/static/resume.docx
+++ b/src/static/resume.docx
@@ -660,7 +660,7 @@
         <w:spacing w:after="100"/>
       </w:pPr>
       <w:r>
-        <w:t xml:space="preserve">LLM Pipeline Architecture, LLM Evaluation, Human-in-the-Loop Design, Prompt Engineering, Agentic Software Development, AI-Assisted Development, De-identification, Claude Code for VS Code, LLM APIs, Claude.ai (LLM), GitHub Copilot, ChatGPT (LLM)</w:t>
+        <w:t xml:space="preserve">LLM Pipeline Architecture, LLM Evaluation, Applied AI, Human-in-the-Loop Design, Prompt Engineering, Agentic Software Development, AI-Assisted Development, De-identification, Claude Code for VS Code, LLM Orchestration, AI Product Development, Non-Deterministic System Testing, Synthetic Data Generation, Responsible AI, LLM APIs, Claude.ai (LLM), GitHub Copilot, ChatGPT (LLM)</w:t>
       </w:r>
     </w:p>
     <w:p>
@@ -669,6 +669,23 @@
         <w:keepNext/>
       </w:pPr>
       <w:r>
+        <w:t xml:space="preserve">Engineering Practice &amp; Leadership</w:t>
+      </w:r>
+    </w:p>
+    <w:p>
+      <w:pPr>
+        <w:spacing w:after="100"/>
+      </w:pPr>
+      <w:r>
+        <w:t xml:space="preserve">End-to-End Product Ownership, Technical Leadership, Team Leadership, Mentoring, Technical Interviewing, Requirements Analysis, Domain Modeling, Code Review, Prototyping, Client Integration</w:t>
+      </w:r>
+    </w:p>
+    <w:p>
+      <w:pPr>
+        <w:pStyle w:val="Heading2"/>
+        <w:keepNext/>
+      </w:pPr>
+      <w:r>
         <w:t xml:space="preserve">Blockchain</w:t>
       </w:r>
     </w:p>
@@ -677,7 +694,7 @@
         <w:spacing w:after="100"/>
       </w:pPr>
       <w:r>
-        <w:t xml:space="preserve">Blockchain, Cryptocurrencies, Solidity, Ethereum, Web3, dApps, ethers.js, DAOs, DAO Governance Systems, DeFi, Wallets, ReFi, IPFS, Subgraph, Liquidity Bootstrapping Pools, web3.js, Celo, Arbitrum, Balancer Liquidity Pools, Gnosis Safe, OpenZeppelin Defender, Ceramic, 3Box, ENS, Mento, LitProtocol, Metamask, WalletConnect, Web3Modal</w:t>
+        <w:t xml:space="preserve">Blockchain, Cryptocurrencies, Solidity, Ethereum, Web3, dApps, ethers.js, DAOs, DAO Governance Systems, DeFi, Wallets, ReFi, IPFS, Subgraph, Liquidity Bootstrapping Pools, Smart Contract Security Review, Smart Contract Deployment, web3.js, Celo, Arbitrum, Balancer Liquidity Pools, Gnosis Safe, OpenZeppelin Defender, Ceramic, 3Box, ENS, Mento, LitProtocol, Metamask, WalletConnect, Web3Modal</w:t>
       </w:r>
     </w:p>
     <w:p>
@@ -694,7 +711,7 @@
         <w:spacing w:after="100"/>
       </w:pPr>
       <w:r>
-        <w:t xml:space="preserve">TypeScript, Web3, dApps, Aurelia 2, Web Components, Wallets, MVVM, SPA, Fastify, JavaScript, TailWind CSS, Axios, Node.js, Awilix, TSyringe, Vite, HTML, CSS, Custom (HTML) Elements, Shadow DOM, HTML Templates, Data Binding, Observables, Pub/Sub Pattern, RxJS, SASS, Responsive UIs, Service-Oriented Architecture (SOA), React, Aurelia, AngularJS, FluentUI Web Components, Webpack, Rollup, C#, Markdown, XML, D3.js, Highcharts, ASP.NET Core, MVC, WebApi, ASP.NET Identity, Razor, Ajax, jQuery, Bootstrap, RequireJS, C++, Java, KnockoutJS, DurandalJs, ASP.NET, Enterprise Scale Web Applications, Telerik, Bootstrap Material Design, XSLT, XML Schema Definition (XSD), JSPM, SystemJS, WCF, WWF, Microsoft Extensibility Framework (MEF), JDBC, JSP, Swing, CORBA, Flash SWF, Xerces</w:t>
+        <w:t xml:space="preserve">TypeScript, Web3, dApps, Aurelia 2, Web Components, Wallets, MVVM, SPA, API Design, SDK/Library Design, Systems Integration, OpenAPI, Exchange API Integration, Fastify, JavaScript, TailWind CSS, Axios, Node.js, Awilix, TSyringe, Vite, HTML, CSS, Custom (HTML) Elements, Shadow DOM, HTML Templates, Data Binding, Observables, Pub/Sub Pattern, RxJS, SASS, Responsive UIs, Service-Oriented Architecture (SOA), React, Aurelia, AngularJS, FluentUI Web Components, Webpack, Rollup, C#, Markdown, XML, D3.js, Highcharts, ASP.NET Core, MVC, WebApi, ASP.NET Identity, Razor, Ajax, jQuery, Bootstrap, RequireJS, C++, Java, KnockoutJS, DurandalJs, ASP.NET, Enterprise Scale Web Applications, Telerik, Bootstrap Material Design, XSLT, XML Schema Definition (XSD), JSPM, SystemJS, WCF, WWF, Microsoft Extensibility Framework (MEF), JDBC, JSP, Swing, CORBA, Flash SWF, Xerces</w:t>
       </w:r>
     </w:p>
     <w:p>
@@ -1167,7 +1184,7 @@
         <w:spacing w:after="100"/>
       </w:pPr>
       <w:r>
-        <w:t xml:space="preserve">LLM Pipeline Architecture, LLM Evaluation, TypeScript, Human-in-the-Loop Design, Prompt Engineering, Agentic Software Development, De-identification, Aurelia 2, Claude Code for VS Code, LLM APIs, Claude.ai (LLM), GitHub Copilot, ChatGPT (LLM), Fastify, TailWind CSS, Axios, Node.js, Awilix, Vite, HTML, Visual Studio Code, Vitest, NPM</w:t>
+        <w:t xml:space="preserve">LLM Pipeline Architecture, LLM Evaluation, Applied AI, TypeScript, Human-in-the-Loop Design, Prompt Engineering, Agentic Software Development, De-identification, End-to-End Product Ownership, Aurelia 2, Claude Code for VS Code, LLM Orchestration, AI Product Development, Non-Deterministic System Testing, Synthetic Data Generation, Responsible AI, LLM APIs, Claude.ai (LLM), GitHub Copilot, ChatGPT (LLM), Requirements Analysis, Domain Modeling, Fastify, TailWind CSS, Axios, Node.js, Awilix, Vite, HTML, Visual Studio Code, Vitest, NPM</w:t>
       </w:r>
     </w:p>
     <w:p>
@@ -1307,7 +1324,7 @@
         <w:spacing w:after="100"/>
       </w:pPr>
       <w:r>
-        <w:t xml:space="preserve">TypeScript, Blockchain, Cryptocurrencies, AI-Assisted Development, Aurelia 2, DeFi, MVVM, GitHub Copilot, TailWind CSS, Axios, Vite, FluentUI Web Components, GitHub</w:t>
+        <w:t xml:space="preserve">TypeScript, Blockchain, Cryptocurrencies, AI-Assisted Development, End-to-End Product Ownership, Aurelia 2, DeFi, MVVM, GitHub Copilot, TailWind CSS, Axios, Vite, FluentUI Web Components, GitHub</w:t>
       </w:r>
     </w:p>
     <w:p>
@@ -1486,7 +1503,7 @@
         <w:spacing w:after="100"/>
       </w:pPr>
       <w:r>
-        <w:t xml:space="preserve">TypeScript, Blockchain, Cryptocurrencies, AI-Assisted Development, DeFi, GitHub Copilot, Fastify, Axios, Node.js, TSyringe, Vite, GitHub</w:t>
+        <w:t xml:space="preserve">TypeScript, Blockchain, Cryptocurrencies, AI-Assisted Development, End-to-End Product Ownership, DeFi, GitHub Copilot, API Design, OpenAPI, Exchange API Integration, Fastify, Axios, Node.js, TSyringe, Vite, GitHub</w:t>
       </w:r>
     </w:p>
     <w:p>
@@ -1883,7 +1900,7 @@
         <w:spacing w:after="100"/>
       </w:pPr>
       <w:r>
-        <w:t xml:space="preserve">TypeScript, Blockchain, Cryptocurrencies, Solidity, Ethereum, Web3, dApps, ethers.js, DAOs, DAO Governance Systems, DeFi, Wallets, ReFi, SPA, IPFS, Subgraph, Liquidity Bootstrapping Pools, web3.js, Balancer Liquidity Pools, Gnosis Safe, Defender, Ceramic, ENS, LitProtocol, Metamask, WalletConnect, Web3Modal, JavaScript, Node.js, Vite, HTML, CSS, SASS, Responsive, React, Aurelia, Webpack, Rollup, i18Next, GitHub</w:t>
+        <w:t xml:space="preserve">TypeScript, Blockchain, Cryptocurrencies, Solidity, Ethereum, Web3, dApps, End-to-End Product Ownership, Technical Leadership, ethers.js, DAOs, DAO Governance Systems, DeFi, Wallets, ReFi, SPA, IPFS, Subgraph, Liquidity Bootstrapping Pools, Technical Interviewing, Code Review, Smart Contract Security Review, web3.js, Balancer Liquidity Pools, Gnosis Safe, Defender, Ceramic, ENS, LitProtocol, Metamask, WalletConnect, Web3Modal, JavaScript, Node.js, Vite, HTML, CSS, SASS, Responsive, React, Aurelia, Webpack, Rollup, i18Next, GitHub</w:t>
       </w:r>
     </w:p>
     <w:p>
@@ -2062,7 +2079,7 @@
         <w:spacing w:after="100"/>
       </w:pPr>
       <w:r>
-        <w:t xml:space="preserve">TypeScript, Blockchain, Solidity, Ethereum, Web3, dApps, DAOs, DAO Governance Systems, Wallets, SPA, Subgraph, 3Box, JavaScript, Node.js, HTML, CSS, SASS, Responsive, React, Aurelia, Webpack, jQuery, Bootstrap, Bootstrap Material Design, GitHub</w:t>
+        <w:t xml:space="preserve">TypeScript, Blockchain, Solidity, Ethereum, Web3, dApps, End-to-End Product Ownership, DAOs, DAO Governance Systems, Wallets, SPA, Subgraph, Prototyping, Smart Contract Deployment, 3Box, SDK/Library Design, JavaScript, Node.js, HTML, CSS, SASS, Responsive, React, Aurelia, Webpack, jQuery, Bootstrap, Bootstrap Material Design, GitHub</w:t>
       </w:r>
     </w:p>
     <w:p>
@@ -3154,7 +3171,7 @@
         <w:spacing w:after="100"/>
       </w:pPr>
       <w:r>
-        <w:t xml:space="preserve">JavaScript, HTML, CSS, C#, XML, MVC, jQuery, ASP.NET, XSLT, XSD, WCF, WWF, SQL Server, T-SQL, LINQ, Agile, Moq, MSTest, NUnit, Entity Framework, Enterprise Framework, TFS</w:t>
+        <w:t xml:space="preserve">Team Leadership, Mentoring, Client Integration, Systems Integration, JavaScript, HTML, CSS, C#, XML, MVC, jQuery, ASP.NET, XSLT, XSD, WCF, WWF, SQL Server, T-SQL, LINQ, Agile, Moq, MSTest, NUnit, Entity Framework, Enterprise Framework, TFS</w:t>
       </w:r>
     </w:p>
     <w:p>

--- a/src/static/resume.docx
+++ b/src/static/resume.docx
@@ -16,7 +16,7 @@
         <w:spacing w:after="0"/>
       </w:pPr>
       <w:r>
-        <w:t xml:space="preserve">Full-stack Software Engineer &amp; Architect · LLM Systems, Blockchain</w:t>
+        <w:t xml:space="preserve">Applied AI Engineer &amp; Software Architect · LLM Systems, Full-Stack, Blockchain</w:t>
       </w:r>
     </w:p>
     <w:p>
@@ -84,31 +84,31 @@
         <w:spacing w:after="100"/>
       </w:pPr>
       <w:r>
-        <w:t xml:space="preserve">I am a software engineer and architect who has been building software professionally since 1985 — leading teams and building sophisticated systems across web applications, blockchain and Web3 platforms, and most recently AI-native applications built on large language models.</w:t>
-      </w:r>
-    </w:p>
-    <w:p>
-      <w:pPr>
-        <w:spacing w:after="100"/>
-      </w:pPr>
-      <w:r>
-        <w:t xml:space="preserve">I have worn multiple hats in important roles across many kinds of organizations, from Microsoft to garage startups — enough to recognize most problems before they become expensive.</w:t>
-      </w:r>
-    </w:p>
-    <w:p>
-      <w:pPr>
-        <w:spacing w:after="100"/>
-      </w:pPr>
-      <w:r>
-        <w:t xml:space="preserve">My recent work is in LLM system architecture and development — building reliable systems on top of subjective inputs and non-deterministic models.</w:t>
-      </w:r>
-    </w:p>
-    <w:p>
-      <w:pPr>
-        <w:spacing w:after="100"/>
-      </w:pPr>
-      <w:r>
-        <w:t xml:space="preserve">I'm looking for a senior engineering or architecture role where a long and varied track record is an asset. I work remotely from Costa Rica, which overlaps well with US business hours, and am happy to travel as needed.</w:t>
+        <w:t xml:space="preserve">I am a software engineer and architect who takes a project across all its dimensions: the people it serves, the context it has to work in, its design and architecture, the build, and the proof that it works. Startups have repeatedly brought me in as their first engineer, and I have been building software professionally since 1985, across web applications, blockchain and Web3 platforms, and AI-native applications.</w:t>
+      </w:r>
+    </w:p>
+    <w:p>
+      <w:pPr>
+        <w:spacing w:after="100"/>
+      </w:pPr>
+      <w:r>
+        <w:t xml:space="preserve">I have worn multiple hats in important roles across many kinds of organizations, from Microsoft to garage startups — enough to recognize most problems before they become expensive. I have managed teams, but I do my best work as a hands-on technical lead, including mentoring the developers around me.</w:t>
+      </w:r>
+    </w:p>
+    <w:p>
+      <w:pPr>
+        <w:spacing w:after="100"/>
+      </w:pPr>
+      <w:r>
+        <w:t xml:space="preserve">My recent work is applied AI: AI-native applications in which language models do the core work, built to be reliable on top of subjective inputs and non-deterministic models. That means evaluation that measures what a model invents as well as what it misses, and a person approving anything that reaches a client.</w:t>
+      </w:r>
+    </w:p>
+    <w:p>
+      <w:pPr>
+        <w:spacing w:after="100"/>
+      </w:pPr>
+      <w:r>
+        <w:t xml:space="preserve">I'm looking for a senior individual-contributor role in applied or forward-deployed AI, architecture, or staff-level engineering, where I can own a problem end to end, whether at an established company bringing AI into its products or at an AI-native one. I work remotely from Costa Rica, which overlaps well with US business hours, and am happy to travel as needed.</w:t>
       </w:r>
     </w:p>
     <w:p>
@@ -1879,6 +1879,19 @@
         <w:spacing w:after="60"/>
       </w:pPr>
       <w:r>
+        <w:t xml:space="preserve">Mentored junior developers on the dApp teams, both in coding and in working as a professional developer more broadly</w:t>
+      </w:r>
+    </w:p>
+    <w:p>
+      <w:pPr>
+        <w:pStyle w:val="ListParagraph"/>
+        <w:numPr>
+          <w:ilvl w:val="0"/>
+          <w:numId w:val="1"/>
+        </w:numPr>
+        <w:spacing w:after="60"/>
+      </w:pPr>
+      <w:r>
         <w:t xml:space="preserve">As products, these applications are innovative and impressive. Read more about them at Kolektivo (https://www.kolektivo.network/) and The Prime Suite (https://www.prime.xyz)</w:t>
       </w:r>
     </w:p>
@@ -1900,7 +1913,7 @@
         <w:spacing w:after="100"/>
       </w:pPr>
       <w:r>
-        <w:t xml:space="preserve">TypeScript, Blockchain, Cryptocurrencies, Solidity, Ethereum, Web3, dApps, End-to-End Product Ownership, Technical Leadership, ethers.js, DAOs, DAO Governance Systems, DeFi, Wallets, ReFi, SPA, IPFS, Subgraph, Liquidity Bootstrapping Pools, Technical Interviewing, Code Review, Smart Contract Security Review, web3.js, Balancer Liquidity Pools, Gnosis Safe, Defender, Ceramic, ENS, LitProtocol, Metamask, WalletConnect, Web3Modal, JavaScript, Node.js, Vite, HTML, CSS, SASS, Responsive, React, Aurelia, Webpack, Rollup, i18Next, GitHub</w:t>
+        <w:t xml:space="preserve">TypeScript, Blockchain, Cryptocurrencies, Solidity, Ethereum, Web3, dApps, End-to-End Product Ownership, Technical Leadership, ethers.js, DAOs, DAO Governance Systems, DeFi, Wallets, ReFi, SPA, IPFS, Subgraph, Liquidity Bootstrapping Pools, Mentoring, Technical Interviewing, Code Review, Smart Contract Security Review, web3.js, Balancer Liquidity Pools, Gnosis Safe, Defender, Ceramic, ENS, LitProtocol, Metamask, WalletConnect, Web3Modal, JavaScript, Node.js, Vite, HTML, CSS, SASS, Responsive, React, Aurelia, Webpack, Rollup, i18Next, GitHub</w:t>
       </w:r>
     </w:p>
     <w:p>

--- a/src/static/resume.docx
+++ b/src/static/resume.docx
@@ -125,6 +125,14 @@
         <w:spacing w:after="0"/>
       </w:pPr>
       <w:r>
+        <w:t xml:space="preserve">Applied AI and AI-Native Products</w:t>
+      </w:r>
+    </w:p>
+    <w:p>
+      <w:pPr>
+        <w:spacing w:after="0"/>
+      </w:pPr>
+      <w:r>
         <w:t xml:space="preserve">LLM Pipeline Architecture</w:t>
       </w:r>
     </w:p>
@@ -149,7 +157,31 @@
         <w:spacing w:after="0"/>
       </w:pPr>
       <w:r>
-        <w:t xml:space="preserve">AI-Assisted Software Development</w:t>
+        <w:t xml:space="preserve">AI-Assisted and Agentic Development</w:t>
+      </w:r>
+    </w:p>
+    <w:p>
+      <w:pPr>
+        <w:spacing w:after="0"/>
+      </w:pPr>
+      <w:r>
+        <w:t xml:space="preserve">End-to-End Product Engineering</w:t>
+      </w:r>
+    </w:p>
+    <w:p>
+      <w:pPr>
+        <w:spacing w:after="0"/>
+      </w:pPr>
+      <w:r>
+        <w:t xml:space="preserve">Software Architecture</w:t>
+      </w:r>
+    </w:p>
+    <w:p>
+      <w:pPr>
+        <w:spacing w:after="0"/>
+      </w:pPr>
+      <w:r>
+        <w:t xml:space="preserve">Technical Leadership and Mentoring</w:t>
       </w:r>
     </w:p>
     <w:p>
@@ -189,47 +221,31 @@
         <w:spacing w:after="0"/>
       </w:pPr>
       <w:r>
+        <w:t xml:space="preserve">Full-Stack Web Application Development</w:t>
+      </w:r>
+    </w:p>
+    <w:p>
+      <w:pPr>
+        <w:spacing w:after="0"/>
+      </w:pPr>
+      <w:r>
+        <w:t xml:space="preserve">Enterprise-Scale Web Applications</w:t>
+      </w:r>
+    </w:p>
+    <w:p>
+      <w:pPr>
+        <w:spacing w:after="0"/>
+      </w:pPr>
+      <w:r>
+        <w:t xml:space="preserve">Service-Oriented Architecture</w:t>
+      </w:r>
+    </w:p>
+    <w:p>
+      <w:pPr>
+        <w:spacing w:after="0"/>
+      </w:pPr>
+      <w:r>
         <w:t xml:space="preserve">Distributed and Offshore Team Leadership</w:t>
-      </w:r>
-    </w:p>
-    <w:p>
-      <w:pPr>
-        <w:spacing w:after="0"/>
-      </w:pPr>
-      <w:r>
-        <w:t xml:space="preserve">Enterprise-Scale Web Applications</w:t>
-      </w:r>
-    </w:p>
-    <w:p>
-      <w:pPr>
-        <w:spacing w:after="0"/>
-      </w:pPr>
-      <w:r>
-        <w:t xml:space="preserve">Service-Oriented Architecture</w:t>
-      </w:r>
-    </w:p>
-    <w:p>
-      <w:pPr>
-        <w:spacing w:after="0"/>
-      </w:pPr>
-      <w:r>
-        <w:t xml:space="preserve">Full-Stack Web Application Development</w:t>
-      </w:r>
-    </w:p>
-    <w:p>
-      <w:pPr>
-        <w:spacing w:after="0"/>
-      </w:pPr>
-      <w:r>
-        <w:t xml:space="preserve">Software Architecture</w:t>
-      </w:r>
-    </w:p>
-    <w:p>
-      <w:pPr>
-        <w:spacing w:after="0"/>
-      </w:pPr>
-      <w:r>
-        <w:t xml:space="preserve">Technical Leadership</w:t>
       </w:r>
     </w:p>
     <w:p>

--- a/src/static/resume.docx
+++ b/src/static/resume.docx
@@ -108,7 +108,7 @@
         <w:spacing w:after="100"/>
       </w:pPr>
       <w:r>
-        <w:t xml:space="preserve">I'm looking for a senior individual-contributor role in applied or forward-deployed AI, architecture, or staff-level engineering, where I can own a problem end to end, whether at an established company bringing AI into its products or at an AI-native one. I work remotely from Costa Rica, which overlaps well with US business hours, and am happy to travel as needed.</w:t>
+        <w:t xml:space="preserve">I'm looking for a senior, hands-on technical role in applied or forward-deployed AI, architecture, or staff-level engineering, where I can own a problem end to end, whether at an established company bringing AI into its products or at an AI-native one. I work remotely from Costa Rica, which overlaps well with US business hours, and am happy to travel as needed.</w:t>
       </w:r>
     </w:p>
     <w:p>
@@ -125,15 +125,55 @@
         <w:spacing w:after="0"/>
       </w:pPr>
       <w:r>
-        <w:t xml:space="preserve">Applied AI and AI-Native Products</w:t>
-      </w:r>
-    </w:p>
-    <w:p>
-      <w:pPr>
-        <w:spacing w:after="0"/>
-      </w:pPr>
-      <w:r>
-        <w:t xml:space="preserve">LLM Pipeline Architecture</w:t>
+        <w:t xml:space="preserve">Applied AI and LLM Applications</w:t>
+      </w:r>
+    </w:p>
+    <w:p>
+      <w:pPr>
+        <w:spacing w:after="0"/>
+      </w:pPr>
+      <w:r>
+        <w:t xml:space="preserve">AI-Assisted and Agentic Engineering</w:t>
+      </w:r>
+    </w:p>
+    <w:p>
+      <w:pPr>
+        <w:spacing w:after="0"/>
+      </w:pPr>
+      <w:r>
+        <w:t xml:space="preserve">Blockchain dApps and Smart Contracts</w:t>
+      </w:r>
+    </w:p>
+    <w:p>
+      <w:pPr>
+        <w:spacing w:after="0"/>
+      </w:pPr>
+      <w:r>
+        <w:t xml:space="preserve">DAO Governance Systems</w:t>
+      </w:r>
+    </w:p>
+    <w:p>
+      <w:pPr>
+        <w:spacing w:after="0"/>
+      </w:pPr>
+      <w:r>
+        <w:t xml:space="preserve">End-to-End Product Engineering</w:t>
+      </w:r>
+    </w:p>
+    <w:p>
+      <w:pPr>
+        <w:spacing w:after="0"/>
+      </w:pPr>
+      <w:r>
+        <w:t xml:space="preserve">Technical Leadership and Mentoring</w:t>
+      </w:r>
+    </w:p>
+    <w:p>
+      <w:pPr>
+        <w:spacing w:after="0"/>
+      </w:pPr>
+      <w:r>
+        <w:t xml:space="preserve">Human-in-the-Loop Systems</w:t>
       </w:r>
     </w:p>
     <w:p>
@@ -149,63 +189,7 @@
         <w:spacing w:after="0"/>
       </w:pPr>
       <w:r>
-        <w:t xml:space="preserve">Human-in-the-Loop System Design</w:t>
-      </w:r>
-    </w:p>
-    <w:p>
-      <w:pPr>
-        <w:spacing w:after="0"/>
-      </w:pPr>
-      <w:r>
-        <w:t xml:space="preserve">AI-Assisted and Agentic Development</w:t>
-      </w:r>
-    </w:p>
-    <w:p>
-      <w:pPr>
-        <w:spacing w:after="0"/>
-      </w:pPr>
-      <w:r>
-        <w:t xml:space="preserve">End-to-End Product Engineering</w:t>
-      </w:r>
-    </w:p>
-    <w:p>
-      <w:pPr>
-        <w:spacing w:after="0"/>
-      </w:pPr>
-      <w:r>
-        <w:t xml:space="preserve">Software Architecture</w:t>
-      </w:r>
-    </w:p>
-    <w:p>
-      <w:pPr>
-        <w:spacing w:after="0"/>
-      </w:pPr>
-      <w:r>
-        <w:t xml:space="preserve">Technical Leadership and Mentoring</w:t>
-      </w:r>
-    </w:p>
-    <w:p>
-      <w:pPr>
-        <w:spacing w:after="0"/>
-      </w:pPr>
-      <w:r>
-        <w:t xml:space="preserve">Blockchain and Web3 Architecture</w:t>
-      </w:r>
-    </w:p>
-    <w:p>
-      <w:pPr>
-        <w:spacing w:after="0"/>
-      </w:pPr>
-      <w:r>
-        <w:t xml:space="preserve">Smart Contract and dApp Development</w:t>
-      </w:r>
-    </w:p>
-    <w:p>
-      <w:pPr>
-        <w:spacing w:after="0"/>
-      </w:pPr>
-      <w:r>
-        <w:t xml:space="preserve">DAO Governance Systems</w:t>
+        <w:t xml:space="preserve">Enterprise APIs and Systems Integration</w:t>
       </w:r>
     </w:p>
     <w:p>
@@ -221,31 +205,15 @@
         <w:spacing w:after="0"/>
       </w:pPr>
       <w:r>
-        <w:t xml:space="preserve">Full-Stack Web Application Development</w:t>
-      </w:r>
-    </w:p>
-    <w:p>
-      <w:pPr>
-        <w:spacing w:after="0"/>
-      </w:pPr>
-      <w:r>
-        <w:t xml:space="preserve">Enterprise-Scale Web Applications</w:t>
-      </w:r>
-    </w:p>
-    <w:p>
-      <w:pPr>
-        <w:spacing w:after="0"/>
-      </w:pPr>
-      <w:r>
-        <w:t xml:space="preserve">Service-Oriented Architecture</w:t>
-      </w:r>
-    </w:p>
-    <w:p>
-      <w:pPr>
-        <w:spacing w:after="0"/>
-      </w:pPr>
-      <w:r>
-        <w:t xml:space="preserve">Distributed and Offshore Team Leadership</w:t>
+        <w:t xml:space="preserve">Software Project Management</w:t>
+      </w:r>
+    </w:p>
+    <w:p>
+      <w:pPr>
+        <w:spacing w:after="0"/>
+      </w:pPr>
+      <w:r>
+        <w:t xml:space="preserve">Decision and Risk Analysis</w:t>
       </w:r>
     </w:p>
     <w:p>

--- a/src/static/resume.docx
+++ b/src/static/resume.docx
@@ -235,7 +235,7 @@
         <w:spacing w:after="60"/>
       </w:pPr>
       <w:r>
-        <w:t xml:space="preserve">Working with subjective human voices and non-deterministic AI interpretations, I led the design and development of Human Lens, an AI-native qualitative analysis application that produces findings solid enough for a DEI consultancy to advise its clients with confidence.</w:t>
+        <w:t xml:space="preserve">Working with subjective human voices and non-deterministic AI interpretations, I led the design and development of Human Lens, an AI-native qualitative analysis application designed to produce findings solid enough for a DEI consultancy to advise its clients with confidence.</w:t>
       </w:r>
     </w:p>
     <w:p>
@@ -1030,7 +1030,7 @@
         <w:spacing w:after="100"/>
       </w:pPr>
       <w:r>
-        <w:t xml:space="preserve">Translated a firm's manual qualitative analysis practice into a full-stack web application wrapping a bounded, testable LLM pipeline: staged contracts between components, empirical calibration to reduce output variance, and a client-safe boundary enforced from the pipeline through to the human-review interface. Owned design, architecture, implementation, and QA end to end. Modeled on the practice of an existing DEI consultancy.</w:t>
+        <w:t xml:space="preserve">Translated a firm's published qualitative analysis practice into a full-stack web application wrapping a bounded, testable LLM pipeline: staged contracts between components, empirical calibration to reduce output variance, and a client-safe boundary enforced from the pipeline through to the human-review interface. Owned design, architecture, implementation, and QA end to end. Modeled on the practice of an existing DEI consultancy.</w:t>
       </w:r>
     </w:p>
     <w:p>

--- a/src/static/resume.docx
+++ b/src/static/resume.docx
@@ -644,7 +644,7 @@
         <w:spacing w:after="100"/>
       </w:pPr>
       <w:r>
-        <w:t xml:space="preserve">LLM Pipeline Architecture, LLM Evaluation, Applied AI, Human-in-the-Loop Design, Prompt Engineering, Agentic Software Development, AI-Assisted Development, De-identification, Claude Code for VS Code, LLM Orchestration, AI Product Development, Non-Deterministic System Testing, Synthetic Data Generation, Responsible AI, LLM APIs, Claude.ai (LLM), GitHub Copilot, ChatGPT (LLM)</w:t>
+        <w:t xml:space="preserve">LLM Pipeline Architecture, LLM Evaluation, Applied AI, Human-in-the-Loop Design, Prompt Engineering, Agent/AI-assisted Development, De-identification, Claude Code for VS Code, LLM Orchestration, AI Product Development, Non-Deterministic System Testing, Synthetic Data Generation, Responsible AI, LLM APIs, Claude.ai (LLM), GitHub Copilot, ChatGPT (LLM)</w:t>
       </w:r>
     </w:p>
     <w:p>
@@ -661,7 +661,7 @@
         <w:spacing w:after="100"/>
       </w:pPr>
       <w:r>
-        <w:t xml:space="preserve">End-to-End Product Ownership, Technical Leadership, Team Leadership, Mentoring, Technical Interviewing, Requirements Analysis, Domain Modeling, Code Review, Prototyping, Client Integration</w:t>
+        <w:t xml:space="preserve">End-to-End Product Ownership, Technical Leadership, Software Project Management, Team Leadership, Mentoring, Technical Interviewing, Requirements Analysis, Domain Modeling, Code Review, Prototyping, Client Integration</w:t>
       </w:r>
     </w:p>
     <w:p>
@@ -1168,7 +1168,7 @@
         <w:spacing w:after="100"/>
       </w:pPr>
       <w:r>
-        <w:t xml:space="preserve">LLM Pipeline Architecture, LLM Evaluation, Applied AI, TypeScript, Human-in-the-Loop Design, Prompt Engineering, Agentic Software Development, De-identification, End-to-End Product Ownership, Aurelia 2, Claude Code for VS Code, LLM Orchestration, AI Product Development, Non-Deterministic System Testing, Synthetic Data Generation, Responsible AI, LLM APIs, Claude.ai (LLM), GitHub Copilot, ChatGPT (LLM), Requirements Analysis, Domain Modeling, Fastify, TailWind CSS, Axios, Node.js, Awilix, Vite, HTML, Visual Studio Code, Vitest, NPM</w:t>
+        <w:t xml:space="preserve">LLM Pipeline Architecture, LLM Evaluation, Applied AI, TypeScript, Human-in-the-Loop Design, Prompt Engineering, Agent/AI-assisted Development, De-identification, End-to-End Product Ownership, Aurelia 2, Claude Code for VS Code, LLM Orchestration, AI Product Development, Non-Deterministic System Testing, Synthetic Data Generation, Responsible AI, LLM APIs, Claude.ai (LLM), GitHub Copilot, ChatGPT (LLM), Requirements Analysis, Domain Modeling, Fastify, TailWind CSS, Axios, Node.js, Awilix, Vite, HTML, Visual Studio Code, Vitest, NPM</w:t>
       </w:r>
     </w:p>
     <w:p>
@@ -1308,7 +1308,7 @@
         <w:spacing w:after="100"/>
       </w:pPr>
       <w:r>
-        <w:t xml:space="preserve">TypeScript, Blockchain, Cryptocurrencies, AI-Assisted Development, End-to-End Product Ownership, Aurelia 2, DeFi, MVVM, GitHub Copilot, TailWind CSS, Axios, Vite, FluentUI Web Components, GitHub</w:t>
+        <w:t xml:space="preserve">TypeScript, Blockchain, Cryptocurrencies, Agent/AI-assisted Development, End-to-End Product Ownership, Aurelia 2, DeFi, MVVM, GitHub Copilot, TailWind CSS, Axios, Vite, FluentUI Web Components, GitHub</w:t>
       </w:r>
     </w:p>
     <w:p>
@@ -1487,7 +1487,7 @@
         <w:spacing w:after="100"/>
       </w:pPr>
       <w:r>
-        <w:t xml:space="preserve">TypeScript, Blockchain, Cryptocurrencies, AI-Assisted Development, End-to-End Product Ownership, DeFi, GitHub Copilot, API Design, OpenAPI, Exchange API Integration, Fastify, Axios, Node.js, TSyringe, Vite, GitHub</w:t>
+        <w:t xml:space="preserve">TypeScript, Blockchain, Cryptocurrencies, Agent/AI-assisted Development, End-to-End Product Ownership, DeFi, GitHub Copilot, API Design, OpenAPI, Exchange API Integration, Fastify, Axios, Node.js, TSyringe, Vite, GitHub</w:t>
       </w:r>
     </w:p>
     <w:p>

--- a/src/static/resume.docx
+++ b/src/static/resume.docx
@@ -16,7 +16,7 @@
         <w:spacing w:after="0"/>
       </w:pPr>
       <w:r>
-        <w:t xml:space="preserve">Applied AI Engineer &amp; Software Architect · LLM Systems, Full-Stack, Blockchain</w:t>
+        <w:t xml:space="preserve">Applied AI &amp; Blockchain Software Engineer · End-to-End Product Engineer · Technical Leader and Mentor</w:t>
       </w:r>
     </w:p>
     <w:p>
@@ -661,7 +661,7 @@
         <w:spacing w:after="100"/>
       </w:pPr>
       <w:r>
-        <w:t xml:space="preserve">End-to-End Product Ownership, Technical Leadership, Software Project Management, Team Leadership, Mentoring, Technical Interviewing, Requirements Analysis, Domain Modeling, Code Review, Prototyping, Client Integration</w:t>
+        <w:t xml:space="preserve">End-to-End Product Ownership, Technical Leadership, Decision and Risk Analysis, Software Project Management, Team Leadership, Mentoring, Technical Interviewing, Requirements Analysis, Domain Modeling, Code Review, Prototyping, Client Integration</w:t>
       </w:r>
     </w:p>
     <w:p>
@@ -967,7 +967,7 @@
         <w:spacing w:after="100"/>
       </w:pPr>
       <w:r>
-        <w:t xml:space="preserve">Agile Methodologies, Just Get It Done, Waterfall, TFS</w:t>
+        <w:t xml:space="preserve">Decision and Risk Analysis, Agile Methodologies, Just Get It Done, Waterfall, TFS</w:t>
       </w:r>
     </w:p>
     <w:p>

--- a/src/static/resume.docx
+++ b/src/static/resume.docx
@@ -986,16 +986,16 @@
         <w:keepLines/>
       </w:pPr>
       <w:r>
-        <w:t xml:space="preserve">Applied AI Engineer &amp; Architect — Human Lens, AI-native analysis app</w:t>
-      </w:r>
-    </w:p>
-    <w:p>
-      <w:pPr>
-        <w:keepNext/>
-        <w:spacing w:after="0"/>
-      </w:pPr>
-      <w:r>
-        <w:t xml:space="preserve">Independent Software Developer | 05/2026 - Present</w:t>
+        <w:t xml:space="preserve">Applied AI Software Engineer &amp; Architect</w:t>
+      </w:r>
+    </w:p>
+    <w:p>
+      <w:pPr>
+        <w:keepNext/>
+        <w:spacing w:after="0"/>
+      </w:pPr>
+      <w:r>
+        <w:t xml:space="preserve">Independent Project (Human Lens) | 05/2026 - Present</w:t>
       </w:r>
     </w:p>
     <w:p>
@@ -1178,16 +1178,16 @@
         <w:keepLines/>
       </w:pPr>
       <w:r>
-        <w:t xml:space="preserve">Product Engineer &amp; Architect — Butterfly, crypto portfolio management dApp</w:t>
-      </w:r>
-    </w:p>
-    <w:p>
-      <w:pPr>
-        <w:keepNext/>
-        <w:spacing w:after="0"/>
-      </w:pPr>
-      <w:r>
-        <w:t xml:space="preserve">Independent Software Developer | 06/2025 - 09/2025</w:t>
+        <w:t xml:space="preserve">Applied Blockchain Software Architect and Engineer</w:t>
+      </w:r>
+    </w:p>
+    <w:p>
+      <w:pPr>
+        <w:keepNext/>
+        <w:spacing w:after="0"/>
+      </w:pPr>
+      <w:r>
+        <w:t xml:space="preserve">Independent Project (Butterfly) | 06/2025 - 09/2025</w:t>
       </w:r>
     </w:p>
     <w:p>
@@ -1222,7 +1222,7 @@
         <w:spacing w:after="100"/>
       </w:pPr>
       <w:r>
-        <w:t xml:space="preserve">Designed and built a cryptocurrency portfolio management dApp that executes scaled take-profit sales across multiple exchanges, owning design, architecture, implementation, and QA end to end. Supported by the Butterfly Crypto portfolio management service.</w:t>
+        <w:t xml:space="preserve">Designed and built a cryptocurrency portfolio management web app that executes scaled take-profit sales across multiple exchanges, owning design, architecture, implementation, and QA end to end. Supported by the Butterfly Crypto portfolio management service.</w:t>
       </w:r>
     </w:p>
     <w:p>
@@ -1318,16 +1318,16 @@
         <w:keepLines/>
       </w:pPr>
       <w:r>
-        <w:t xml:space="preserve">Product Engineer &amp; Architect — Butterfly, crypto portfolio management service</w:t>
-      </w:r>
-    </w:p>
-    <w:p>
-      <w:pPr>
-        <w:keepNext/>
-        <w:spacing w:after="0"/>
-      </w:pPr>
-      <w:r>
-        <w:t xml:space="preserve">Independent Software Developer | 06/2025 - 09/2025</w:t>
+        <w:t xml:space="preserve">Applied Blockchain Software Architect and Engineer</w:t>
+      </w:r>
+    </w:p>
+    <w:p>
+      <w:pPr>
+        <w:keepNext/>
+        <w:spacing w:after="0"/>
+      </w:pPr>
+      <w:r>
+        <w:t xml:space="preserve">Independent Project (Butterfly) | 06/2025 - 09/2025</w:t>
       </w:r>
     </w:p>
     <w:p>
@@ -1362,7 +1362,7 @@
         <w:spacing w:after="100"/>
       </w:pPr>
       <w:r>
-        <w:t xml:space="preserve">Designed and built a REST API service supporting secure cryptocurrency exchange operations across multiple exchanges, owning design, architecture, implementation, and QA end to end. Supports the Butterfly Crypto portfolio management dApp.</w:t>
+        <w:t xml:space="preserve">Designed and built a REST API service supporting secure cryptocurrency exchange operations across multiple exchanges, owning design, architecture, implementation, and QA end to end. Supports the Butterfly Crypto portfolio management web app.</w:t>
       </w:r>
     </w:p>
     <w:p>

--- a/src/static/resume.docx
+++ b/src/static/resume.docx
@@ -1095,7 +1095,7 @@
         <w:spacing w:after="60"/>
       </w:pPr>
       <w:r>
-        <w:t xml:space="preserve">Guaranteed processing completeness in orchestration code rather than in prompts — every input provably resolves to one of four explicit terminal states, so nothing is silently dropped regardless of model behavior</w:t>
+        <w:t xml:space="preserve">Guaranteed processing completeness in orchestration code rather than in prompts — every input provably resolves to one of four explicit terminal states, so nothing is silently dropped</w:t>
       </w:r>
     </w:p>
     <w:p>

--- a/src/static/resume.docx
+++ b/src/static/resume.docx
@@ -1178,7 +1178,7 @@
         <w:keepLines/>
       </w:pPr>
       <w:r>
-        <w:t xml:space="preserve">Applied Blockchain Software Architect and Engineer</w:t>
+        <w:t xml:space="preserve">Applied Blockchain Software Engineer &amp; Architect</w:t>
       </w:r>
     </w:p>
     <w:p>
@@ -1318,7 +1318,7 @@
         <w:keepLines/>
       </w:pPr>
       <w:r>
-        <w:t xml:space="preserve">Applied Blockchain Software Architect and Engineer</w:t>
+        <w:t xml:space="preserve">Applied Blockchain Software Engineer &amp; Architect</w:t>
       </w:r>
     </w:p>
     <w:p>

--- a/src/static/resume.docx
+++ b/src/static/resume.docx
@@ -1694,7 +1694,7 @@
         <w:spacing w:after="100"/>
       </w:pPr>
       <w:r>
-        <w:t xml:space="preserve">First front-end engineer at Curve Labs, owning design, architecture, implementation, and QA end to end for the frontends of multiple dApps on the Ethereum blockchain focused on decentralized (DeFi) and regenerative finance (ReFi), while leading teams of 2-5 developers. Among others, led the development team for a ReFi dApp designed to emerge a regenerative, decentralized economic system for the sovereign island nation of Curaçao.</w:t>
+        <w:t xml:space="preserve">First front-end engineer at Curve Labs, owning design, architecture, implementation, and QA end to end for the frontends of multiple dApps on the Ethereum blockchain focused on decentralized (DeFi) and regenerative finance (ReFi), while leading teams of 2-5 developers. Among others, led the development team for ReFi dApp for a regenerative economic system proposed for Curaçao.</w:t>
       </w:r>
     </w:p>
     <w:p>

--- a/src/static/resume.docx
+++ b/src/static/resume.docx
@@ -1694,7 +1694,7 @@
         <w:spacing w:after="100"/>
       </w:pPr>
       <w:r>
-        <w:t xml:space="preserve">First front-end engineer at Curve Labs, owning design, architecture, implementation, and QA end to end for the frontends of multiple dApps on the Ethereum blockchain focused on decentralized (DeFi) and regenerative finance (ReFi), while leading teams of 2-5 developers. Among others, led the development team for ReFi dApp for a regenerative economic system proposed for Curaçao.</w:t>
+        <w:t xml:space="preserve">First front-end engineer at Curve Labs, owning design, architecture, implementation, and QA end to end for the frontends of multiple dApps on the Ethereum blockchain focused on decentralized (DeFi) and regenerative finance (ReFi), while leading teams of 2-5 developers. Among others, led the development team for a ReFi dApp for a regenerative economic system proposed for Curaçao.</w:t>
       </w:r>
     </w:p>
     <w:p>

--- a/src/static/resume.docx
+++ b/src/static/resume.docx
@@ -84,31 +84,31 @@
         <w:spacing w:after="100"/>
       </w:pPr>
       <w:r>
-        <w:t xml:space="preserve">I am a software engineer and architect who takes a project across all its dimensions: the people it serves, the context it has to work in, its design and architecture, the build, and the proof that it works. Startups have repeatedly brought me in as their first engineer, and I have been building software professionally since 1985, across web applications, blockchain and Web3 platforms, and AI-native applications.</w:t>
-      </w:r>
-    </w:p>
-    <w:p>
-      <w:pPr>
-        <w:spacing w:after="100"/>
-      </w:pPr>
-      <w:r>
-        <w:t xml:space="preserve">I have worn multiple hats in important roles across many kinds of organizations, from Microsoft to garage startups — enough to recognize most problems before they become expensive. I have managed teams, but I do my best work as a hands-on technical lead, including mentoring the developers around me.</w:t>
-      </w:r>
-    </w:p>
-    <w:p>
-      <w:pPr>
-        <w:spacing w:after="100"/>
-      </w:pPr>
-      <w:r>
-        <w:t xml:space="preserve">My recent work is applied AI: AI-native applications in which language models do the core work, built to be reliable on top of subjective inputs and non-deterministic models. That means evaluation that measures what a model invents as well as what it misses, and a person approving anything that reaches a client.</w:t>
-      </w:r>
-    </w:p>
-    <w:p>
-      <w:pPr>
-        <w:spacing w:after="100"/>
-      </w:pPr>
-      <w:r>
-        <w:t xml:space="preserve">I'm looking for a senior, hands-on technical role in applied or forward-deployed AI, architecture, or staff-level engineering, where I can own a problem end to end, whether at an established company bringing AI into its products or at an AI-native one. I work remotely from Costa Rica, which overlaps well with US business hours, and am happy to travel as needed.</w:t>
+        <w:t xml:space="preserve">I am an applied AI and blockchain software engineer who builds products end to end. My recent work is AI-native applications in which language models do the core work, built to be reliable despite non-deterministic models.</w:t>
+      </w:r>
+    </w:p>
+    <w:p>
+      <w:pPr>
+        <w:spacing w:after="100"/>
+      </w:pPr>
+      <w:r>
+        <w:t xml:space="preserve">I take a project across all its dimensions: the people it serves, the context it has to work in, its design and architecture, the build, and the proof that it works. I have worn enough hats, from Microsoft to garage startups, to recognize most problems before they become expensive. I have managed teams, but I do my best work as a hands-on technical lead and mentor.</w:t>
+      </w:r>
+    </w:p>
+    <w:p>
+      <w:pPr>
+        <w:spacing w:after="100"/>
+      </w:pPr>
+      <w:r>
+        <w:t xml:space="preserve">I have adopted major technologies while they were still new: rendering 3D graphics on early PCs, creating some of the first multimedia CD products, writing early applications for the internet and the World Wide Web, developing dApps and DAOs on the blockchain, and now building AI-native applications. Several startups brought me in as their first software or front-end engineer, and I have been building software professionally since 1985.</w:t>
+      </w:r>
+    </w:p>
+    <w:p>
+      <w:pPr>
+        <w:spacing w:after="100"/>
+      </w:pPr>
+      <w:r>
+        <w:t xml:space="preserve">I'm looking for a senior, hands-on technical role in applied or forward-deployed AI, architecture, or staff-level engineering, where I can continue learning and doing things that matter. I work remotely from Costa Rica, which overlaps well with US business hours, and am happy to travel.</w:t>
       </w:r>
     </w:p>
     <w:p>

--- a/src/static/resume.docx
+++ b/src/static/resume.docx
@@ -644,7 +644,7 @@
         <w:spacing w:after="100"/>
       </w:pPr>
       <w:r>
-        <w:t xml:space="preserve">LLM Pipeline Architecture, LLM Evaluation, Applied AI, Human-in-the-Loop Design, Prompt Engineering, Agent/AI-assisted Development, De-identification, Claude Code for VS Code, LLM Orchestration, AI Product Development, Non-Deterministic System Testing, Synthetic Data Generation, Responsible AI, LLM APIs, Claude.ai (LLM), GitHub Copilot, ChatGPT (LLM)</w:t>
+        <w:t xml:space="preserve">LLM Pipeline Architecture, LLM Evaluation, Applied AI, Large Language Models (LLMs), Human-in-the-Loop Design, Prompt Engineering, Agent/AI-assisted Development, De-identification, Claude Code for VS Code, LLM Orchestration, AI Product Development, Non-Deterministic System Testing, Synthetic Data Generation, Responsible AI, LLM APIs, Claude.ai (LLM), GitHub Copilot, ChatGPT (LLM)</w:t>
       </w:r>
     </w:p>
     <w:p>
@@ -1168,7 +1168,7 @@
         <w:spacing w:after="100"/>
       </w:pPr>
       <w:r>
-        <w:t xml:space="preserve">LLM Pipeline Architecture, LLM Evaluation, Applied AI, TypeScript, Human-in-the-Loop Design, Prompt Engineering, Agent/AI-assisted Development, De-identification, End-to-End Product Ownership, Aurelia 2, Claude Code for VS Code, LLM Orchestration, AI Product Development, Non-Deterministic System Testing, Synthetic Data Generation, Responsible AI, LLM APIs, Claude.ai (LLM), GitHub Copilot, ChatGPT (LLM), Requirements Analysis, Domain Modeling, Fastify, TailWind CSS, Axios, Node.js, Awilix, Vite, HTML, Visual Studio Code, Vitest, NPM</w:t>
+        <w:t xml:space="preserve">LLM Pipeline Architecture, LLM Evaluation, Applied AI, Large Language Models (LLMs), TypeScript, Human-in-the-Loop Design, Prompt Engineering, Agent/AI-assisted Development, De-identification, End-to-End Product Ownership, Aurelia 2, Claude Code for VS Code, LLM Orchestration, AI Product Development, Non-Deterministic System Testing, Synthetic Data Generation, Responsible AI, LLM APIs, Claude.ai (LLM), GitHub Copilot, ChatGPT (LLM), Requirements Analysis, Domain Modeling, Fastify, TailWind CSS, Axios, Node.js, Awilix, Vite, HTML, Visual Studio Code, Vitest, NPM</w:t>
       </w:r>
     </w:p>
     <w:p>
@@ -1650,7 +1650,7 @@
         <w:keepLines/>
       </w:pPr>
       <w:r>
-        <w:t xml:space="preserve">Development Team Lead and Lead Developer</w:t>
+        <w:t xml:space="preserve">Senior Web3 Application Developer, Software Development Team Lead</w:t>
       </w:r>
     </w:p>
     <w:p>
@@ -1907,7 +1907,7 @@
         <w:keepLines/>
       </w:pPr>
       <w:r>
-        <w:t xml:space="preserve">Senior Lead Developer</w:t>
+        <w:t xml:space="preserve">Senior Web3 Application Developer</w:t>
       </w:r>
     </w:p>
     <w:p>
@@ -2846,7 +2846,7 @@
         <w:keepLines/>
       </w:pPr>
       <w:r>
-        <w:t xml:space="preserve">Senior Web Developer</w:t>
+        <w:t xml:space="preserve">Senior Web Application Developer</w:t>
       </w:r>
     </w:p>
     <w:p>

--- a/src/static/resume.docx
+++ b/src/static/resume.docx
@@ -644,7 +644,7 @@
         <w:spacing w:after="100"/>
       </w:pPr>
       <w:r>
-        <w:t xml:space="preserve">LLM Pipeline Architecture, LLM Evaluation, Applied AI, Large Language Models (LLMs), Human-in-the-Loop Design, Prompt Engineering, Agent/AI-assisted Development, De-identification, Claude Code for VS Code, LLM Orchestration, AI Product Development, Non-Deterministic System Testing, Synthetic Data Generation, Responsible AI, LLM APIs, Claude.ai (LLM), GitHub Copilot, ChatGPT (LLM)</w:t>
+        <w:t xml:space="preserve">Applied AI, Agent/AI-assisted Development, AI Product Development, Large Language Models (LLMs), LLM Pipeline Architecture, LLM Evaluation, LLM Orchestration, Non-Deterministic System Testing, Human-in-the-Loop Design, Prompt Engineering, De-identification, Responsible AI, Synthetic Data Generation, Claude Code for VS Code, Claude.ai (LLM), ChatGPT (LLM), GitHub Copilot, LLM APIs</w:t>
       </w:r>
     </w:p>
     <w:p>
@@ -661,7 +661,7 @@
         <w:spacing w:after="100"/>
       </w:pPr>
       <w:r>
-        <w:t xml:space="preserve">End-to-End Product Ownership, Technical Leadership, Decision and Risk Analysis, Software Project Management, Team Leadership, Mentoring, Technical Interviewing, Requirements Analysis, Domain Modeling, Code Review, Prototyping, Client Integration</w:t>
+        <w:t xml:space="preserve">End-to-End Product Ownership, Technical Leadership, Team Leadership, Software Project Management, Decision and Risk Analysis, Mentoring, Domain Modeling, Technical Interviewing, Requirements Analysis, Code Review, Prototyping, Client Integration</w:t>
       </w:r>
     </w:p>
     <w:p>
@@ -678,7 +678,7 @@
         <w:spacing w:after="100"/>
       </w:pPr>
       <w:r>
-        <w:t xml:space="preserve">Blockchain, Cryptocurrencies, Solidity, Ethereum, Web3, dApps, ethers.js, DAOs, DAO Governance Systems, DeFi, Wallets, ReFi, IPFS, Subgraph, Liquidity Bootstrapping Pools, Smart Contract Security Review, Smart Contract Deployment, web3.js, Celo, Arbitrum, Balancer Liquidity Pools, Gnosis Safe, OpenZeppelin Defender, Ceramic, 3Box, ENS, Mento, LitProtocol, Metamask, WalletConnect, Web3Modal</w:t>
+        <w:t xml:space="preserve">Blockchain, Cryptocurrencies, dApp Development, DAO Development, DAO Governance Systems, Liquidity Bootstrapping Pools, Balancer Liquidity Pools, DeFi, ReFi, Web3, Ethereum, Solidity, Wallets, Gnosis Safe, Metamask, WalletConnect, Web3Modal, ethers.js, web3.js, IPFS, Subgraph, Smart Contract Security Review, Smart Contract Deployment, Celo, Arbitrum, OpenZeppelin Defender, Ceramic, 3Box, ENS, Mento, LitProtocol</w:t>
       </w:r>
     </w:p>
     <w:p>
@@ -695,7 +695,7 @@
         <w:spacing w:after="100"/>
       </w:pPr>
       <w:r>
-        <w:t xml:space="preserve">TypeScript, Web3, dApps, Aurelia 2, Web Components, Wallets, MVVM, SPA, API Design, SDK/Library Design, Systems Integration, OpenAPI, Exchange API Integration, Fastify, JavaScript, TailWind CSS, Axios, Node.js, Awilix, TSyringe, Vite, HTML, CSS, Custom (HTML) Elements, Shadow DOM, HTML Templates, Data Binding, Observables, Pub/Sub Pattern, RxJS, SASS, Responsive UIs, Service-Oriented Architecture (SOA), React, Aurelia, AngularJS, FluentUI Web Components, Webpack, Rollup, C#, Markdown, XML, D3.js, Highcharts, ASP.NET Core, MVC, WebApi, ASP.NET Identity, Razor, Ajax, jQuery, Bootstrap, RequireJS, C++, Java, KnockoutJS, DurandalJs, ASP.NET, Enterprise Scale Web Applications, Telerik, Bootstrap Material Design, XSLT, XML Schema Definition (XSD), JSPM, SystemJS, WCF, WWF, Microsoft Extensibility Framework (MEF), JDBC, JSP, Swing, CORBA, Flash SWF, Xerces</w:t>
+        <w:t xml:space="preserve">TypeScript, dApp Development, Web3, Wallets, Aurelia 2, AngularJS, React, SPA, Web Components, MVVM, API Design, SDK/Library Design, Systems Integration, OpenAPI, Exchange API Integration, Fastify, JavaScript, TailWind CSS, Axios, Node.js, Awilix, TSyringe, Vite, HTML, CSS, Custom (HTML) Elements, Shadow DOM, HTML Templates, Data Binding, Observables, Pub/Sub Pattern, RxJS, SASS, Responsive UIs, Service-Oriented Architecture (SOA), Aurelia, FluentUI Web Components, Webpack, Rollup, C#, Markdown, XML, D3.js, Highcharts, ASP.NET Core, MVC, WebApi, ASP.NET Identity, Razor, Ajax, jQuery, Bootstrap, RequireJS, C++, Java, KnockoutJS, DurandalJs, ASP.NET, Enterprise Scale Web Applications, Telerik, Bootstrap Material Design, XSLT, XML Schema Definition (XSD), JSPM, SystemJS, WCF, WWF, Microsoft Extensibility Framework (MEF), JDBC, JSP, Swing, CORBA, Flash SWF, Xerces</w:t>
       </w:r>
     </w:p>
     <w:p>
@@ -848,7 +848,7 @@
         <w:spacing w:after="100"/>
       </w:pPr>
       <w:r>
-        <w:t xml:space="preserve">De-identification, LitProtocol, crypto-js, DES, Encryption, SHA-2, .NET System.Security.Cryptography</w:t>
+        <w:t xml:space="preserve">De-identification, crypto-js, LitProtocol, DES, Encryption, SHA-2, .NET System.Security.Cryptography</w:t>
       </w:r>
     </w:p>
     <w:p>
@@ -1168,7 +1168,7 @@
         <w:spacing w:after="100"/>
       </w:pPr>
       <w:r>
-        <w:t xml:space="preserve">LLM Pipeline Architecture, LLM Evaluation, Applied AI, Large Language Models (LLMs), TypeScript, Human-in-the-Loop Design, Prompt Engineering, Agent/AI-assisted Development, De-identification, End-to-End Product Ownership, Aurelia 2, Claude Code for VS Code, LLM Orchestration, AI Product Development, Non-Deterministic System Testing, Synthetic Data Generation, Responsible AI, LLM APIs, Claude.ai (LLM), GitHub Copilot, ChatGPT (LLM), Requirements Analysis, Domain Modeling, Fastify, TailWind CSS, Axios, Node.js, Awilix, Vite, HTML, Visual Studio Code, Vitest, NPM</w:t>
+        <w:t xml:space="preserve">Applied AI, Agent/AI-assisted Development, End-to-End Product Ownership, TypeScript, AI Product Development, Large Language Models (LLMs), LLM Pipeline Architecture, LLM Evaluation, LLM Orchestration, Non-Deterministic System Testing, Human-in-the-Loop Design, Prompt Engineering, De-identification, Responsible AI, Synthetic Data Generation, Claude Code for VS Code, Claude.ai (LLM), ChatGPT (LLM), GitHub Copilot, Aurelia 2, Domain Modeling, LLM APIs, Requirements Analysis, Fastify, TailWind CSS, Axios, Node.js, Awilix, Vite, HTML, Visual Studio Code, Vitest, NPM</w:t>
       </w:r>
     </w:p>
     <w:p>
@@ -1308,7 +1308,7 @@
         <w:spacing w:after="100"/>
       </w:pPr>
       <w:r>
-        <w:t xml:space="preserve">TypeScript, Blockchain, Cryptocurrencies, Agent/AI-assisted Development, End-to-End Product Ownership, Aurelia 2, DeFi, MVVM, GitHub Copilot, TailWind CSS, Axios, Vite, FluentUI Web Components, GitHub</w:t>
+        <w:t xml:space="preserve">Agent/AI-assisted Development, Blockchain, End-to-End Product Ownership, TypeScript, GitHub Copilot, Cryptocurrencies, DeFi, Aurelia 2, MVVM, TailWind CSS, Axios, Vite, FluentUI Web Components, GitHub</w:t>
       </w:r>
     </w:p>
     <w:p>
@@ -1487,7 +1487,7 @@
         <w:spacing w:after="100"/>
       </w:pPr>
       <w:r>
-        <w:t xml:space="preserve">TypeScript, Blockchain, Cryptocurrencies, Agent/AI-assisted Development, End-to-End Product Ownership, DeFi, GitHub Copilot, API Design, OpenAPI, Exchange API Integration, Fastify, Axios, Node.js, TSyringe, Vite, GitHub</w:t>
+        <w:t xml:space="preserve">Agent/AI-assisted Development, Blockchain, End-to-End Product Ownership, TypeScript, GitHub Copilot, Cryptocurrencies, DeFi, API Design, OpenAPI, Exchange API Integration, Fastify, Axios, Node.js, TSyringe, Vite, GitHub</w:t>
       </w:r>
     </w:p>
     <w:p>
@@ -1640,7 +1640,7 @@
         <w:spacing w:after="100"/>
       </w:pPr>
       <w:r>
-        <w:t xml:space="preserve">TypeScript, Solidity, Ethereum, ethers.js, DeFi, ReFi, Celo, Balancer Liquidity Pools, Defender, Mento, JavaScript, GitHub</w:t>
+        <w:t xml:space="preserve">TypeScript, Balancer Liquidity Pools, DeFi, ReFi, Ethereum, Solidity, ethers.js, Celo, Defender, Mento, JavaScript, GitHub</w:t>
       </w:r>
     </w:p>
     <w:p>
@@ -1897,7 +1897,7 @@
         <w:spacing w:after="100"/>
       </w:pPr>
       <w:r>
-        <w:t xml:space="preserve">TypeScript, Blockchain, Cryptocurrencies, Solidity, Ethereum, Web3, dApps, End-to-End Product Ownership, Technical Leadership, ethers.js, DAOs, DAO Governance Systems, DeFi, Wallets, ReFi, SPA, IPFS, Subgraph, Liquidity Bootstrapping Pools, Mentoring, Technical Interviewing, Code Review, Smart Contract Security Review, web3.js, Balancer Liquidity Pools, Gnosis Safe, Defender, Ceramic, ENS, LitProtocol, Metamask, WalletConnect, Web3Modal, JavaScript, Node.js, Vite, HTML, CSS, SASS, Responsive, React, Aurelia, Webpack, Rollup, i18Next, GitHub</w:t>
+        <w:t xml:space="preserve">Blockchain, End-to-End Product Ownership, Technical Leadership, TypeScript, Mentoring, Cryptocurrencies, dApp Development, DAO Development, DAO Governance Systems, Liquidity Bootstrapping Pools, Balancer Liquidity Pools, DeFi, ReFi, Web3, Ethereum, Solidity, Wallets, Gnosis Safe, Metamask, WalletConnect, Web3Modal, ethers.js, web3.js, IPFS, Subgraph, React, SPA, Technical Interviewing, Code Review, Smart Contract Security Review, Defender, Ceramic, ENS, LitProtocol, JavaScript, Node.js, Vite, HTML, CSS, SASS, Responsive, Aurelia, Webpack, Rollup, i18Next, GitHub</w:t>
       </w:r>
     </w:p>
     <w:p>
@@ -2076,7 +2076,7 @@
         <w:spacing w:after="100"/>
       </w:pPr>
       <w:r>
-        <w:t xml:space="preserve">TypeScript, Blockchain, Solidity, Ethereum, Web3, dApps, End-to-End Product Ownership, DAOs, DAO Governance Systems, Wallets, SPA, Subgraph, Prototyping, Smart Contract Deployment, 3Box, SDK/Library Design, JavaScript, Node.js, HTML, CSS, SASS, Responsive, React, Aurelia, Webpack, jQuery, Bootstrap, Bootstrap Material Design, GitHub</w:t>
+        <w:t xml:space="preserve">Blockchain, End-to-End Product Ownership, TypeScript, dApp Development, DAO Development, DAO Governance Systems, Web3, Ethereum, Solidity, Wallets, Subgraph, React, SPA, Prototyping, Smart Contract Deployment, 3Box, SDK/Library Design, JavaScript, Node.js, HTML, CSS, SASS, Responsive, Aurelia, Webpack, jQuery, Bootstrap, Bootstrap Material Design, GitHub</w:t>
       </w:r>
     </w:p>
     <w:p>
@@ -2470,7 +2470,7 @@
         <w:spacing w:after="100"/>
       </w:pPr>
       <w:r>
-        <w:t xml:space="preserve">TypeScript, SPA, AngularJS, C#, WebApi, ASP.NET, SQL Server, T-SQL, Unity, Entity Framework, Azure, TFS</w:t>
+        <w:t xml:space="preserve">TypeScript, AngularJS, SPA, C#, WebApi, ASP.NET, SQL Server, T-SQL, Unity, Entity Framework, Azure, TFS</w:t>
       </w:r>
     </w:p>
     <w:p>
@@ -2836,7 +2836,7 @@
         <w:spacing w:after="100"/>
       </w:pPr>
       <w:r>
-        <w:t xml:space="preserve">SPA, JavaScript, HTML, CSS, Aurelia, Webpack, C#, ASP.NET Core, MVC, WebAPI, Identity, Ajax, jQuery, Bootstrap, RequireJS, KnockoutJS, SQL Server, T-SQL, MsTest, XUnit.NET, crypto-js, DES, Encryption, SHA, System.Security.Cryptography, entity framework</w:t>
+        <w:t xml:space="preserve">crypto-js, SPA, JavaScript, HTML, CSS, Aurelia, Webpack, C#, ASP.NET Core, MVC, WebAPI, Identity, Ajax, jQuery, Bootstrap, RequireJS, KnockoutJS, SQL Server, T-SQL, MsTest, XUnit.NET, DES, Encryption, SHA, System.Security.Cryptography, entity framework</w:t>
       </w:r>
     </w:p>
     <w:p>

--- a/src/static/resume.docx
+++ b/src/static/resume.docx
@@ -92,15 +92,15 @@
         <w:spacing w:after="100"/>
       </w:pPr>
       <w:r>
-        <w:t xml:space="preserve">I take a project across all its dimensions: the people it serves, the context it has to work in, its design and architecture, the build, and the proof that it works. I have worn enough hats, from Microsoft to garage startups, to recognize most problems before they become expensive. I have managed teams, but I do my best work as a hands-on technical lead and mentor.</w:t>
-      </w:r>
-    </w:p>
-    <w:p>
-      <w:pPr>
-        <w:spacing w:after="100"/>
-      </w:pPr>
-      <w:r>
-        <w:t xml:space="preserve">I have adopted major technologies while they were still new: rendering 3D graphics on early PCs, creating some of the first multimedia CD products, writing early applications for the internet and the World Wide Web, developing dApps and DAOs on the blockchain, and now building AI-native applications. Several startups brought me in as their first software or front-end engineer, and I have been building software professionally since 1985.</w:t>
+        <w:t xml:space="preserve">I take a project across all its dimensions: the people it serves, the context it has to work in, its design and architecture, the code, the build, and the proof that it all works. I have worn enough hats, from Microsoft to garage startups, to recognize most problems before they become expensive. I have managed teams, but I do my best work as a hands-on technical lead and mentor.</w:t>
+      </w:r>
+    </w:p>
+    <w:p>
+      <w:pPr>
+        <w:spacing w:after="100"/>
+      </w:pPr>
+      <w:r>
+        <w:t xml:space="preserve">I have adopted major technologies while they were still new: rendering 3D graphics on early PCs, creating some of the first multimedia CD products, writing early applications for the internet and the World Wide Web, developing and selling an app for the NeXT computer, developing dApps and DAOs on the blockchain, and now building AI-native applications. Several startups brought me in as their first software or front-end engineer, and I have been building software professionally since 1985.</w:t>
       </w:r>
     </w:p>
     <w:p>
@@ -644,7 +644,7 @@
         <w:spacing w:after="100"/>
       </w:pPr>
       <w:r>
-        <w:t xml:space="preserve">Applied AI, Agent/AI-assisted Development, AI Product Development, Large Language Models (LLMs), LLM Pipeline Architecture, LLM Evaluation, LLM Orchestration, Non-Deterministic System Testing, Human-in-the-Loop Design, Prompt Engineering, De-identification, Responsible AI, Synthetic Data Generation, Claude Code for VS Code, Claude.ai (LLM), ChatGPT (LLM), GitHub Copilot, LLM APIs</w:t>
+        <w:t xml:space="preserve">Applied AI Development, Agent/AI-assisted Development, Large Language Models (LLMs), LLM Pipeline Architecture, LLM Evaluation, LLM Orchestration, Non-Deterministic System Testing, Human-in-the-Loop Design, Prompt Engineering, De-identification, Responsible AI, Synthetic Data Generation, Claude Code for VS Code, Claude.ai (LLM), ChatGPT (LLM), GitHub Copilot, LLM APIs</w:t>
       </w:r>
     </w:p>
     <w:p>
@@ -661,7 +661,7 @@
         <w:spacing w:after="100"/>
       </w:pPr>
       <w:r>
-        <w:t xml:space="preserve">End-to-End Product Ownership, Technical Leadership, Team Leadership, Software Project Management, Decision and Risk Analysis, Mentoring, Domain Modeling, Technical Interviewing, Requirements Analysis, Code Review, Prototyping, Client Integration</w:t>
+        <w:t xml:space="preserve">End-to-End Product Ownership, Technical Leadership, Software Project Management, Team Leadership, Decision and Risk Analysis, Mentoring, Domain Modeling, Technical Interviewing, Requirements Analysis, Code Review, Prototyping, Client Integration</w:t>
       </w:r>
     </w:p>
     <w:p>
@@ -678,7 +678,7 @@
         <w:spacing w:after="100"/>
       </w:pPr>
       <w:r>
-        <w:t xml:space="preserve">Blockchain, Cryptocurrencies, dApp Development, DAO Development, DAO Governance Systems, Liquidity Bootstrapping Pools, Balancer Liquidity Pools, DeFi, ReFi, Web3, Ethereum, Solidity, Wallets, Gnosis Safe, Metamask, WalletConnect, Web3Modal, ethers.js, web3.js, IPFS, Subgraph, Smart Contract Security Review, Smart Contract Deployment, Celo, Arbitrum, OpenZeppelin Defender, Ceramic, 3Box, ENS, Mento, LitProtocol</w:t>
+        <w:t xml:space="preserve">dApp Development, DAO Development, Blockchain, Cryptocurrencies, DAO Governance Systems, Liquidity Bootstrapping Pools, Balancer Liquidity Pools, DeFi, ReFi, Web3, Ethereum, Solidity, Wallets, Gnosis Safe, Metamask, WalletConnect, Web3Modal, ethers.js, web3.js, IPFS, Subgraph, Smart Contract Security Review, Smart Contract Deployment, Celo, Arbitrum, OpenZeppelin Defender, Ceramic, 3Box, ENS, Mento, LitProtocol</w:t>
       </w:r>
     </w:p>
     <w:p>
@@ -695,7 +695,7 @@
         <w:spacing w:after="100"/>
       </w:pPr>
       <w:r>
-        <w:t xml:space="preserve">TypeScript, dApp Development, Web3, Wallets, Aurelia 2, AngularJS, React, SPA, Web Components, MVVM, API Design, SDK/Library Design, Systems Integration, OpenAPI, Exchange API Integration, Fastify, JavaScript, TailWind CSS, Axios, Node.js, Awilix, TSyringe, Vite, HTML, CSS, Custom (HTML) Elements, Shadow DOM, HTML Templates, Data Binding, Observables, Pub/Sub Pattern, RxJS, SASS, Responsive UIs, Service-Oriented Architecture (SOA), Aurelia, FluentUI Web Components, Webpack, Rollup, C#, Markdown, XML, D3.js, Highcharts, ASP.NET Core, MVC, WebApi, ASP.NET Identity, Razor, Ajax, jQuery, Bootstrap, RequireJS, C++, Java, KnockoutJS, DurandalJs, ASP.NET, Enterprise Scale Web Applications, Telerik, Bootstrap Material Design, XSLT, XML Schema Definition (XSD), JSPM, SystemJS, WCF, WWF, Microsoft Extensibility Framework (MEF), JDBC, JSP, Swing, CORBA, Flash SWF, Xerces</w:t>
+        <w:t xml:space="preserve">dApp Development, Product Development, TypeScript, Web3, Wallets, Aurelia, AngularJS, React, SPA, Web Components, MVVM, API Design, SDK/Library Design, Systems Integration, OpenAPI, Exchange API Integration, Fastify, JavaScript, TailWind CSS, Axios, Node.js, Awilix, TSyringe, Vite, HTML, CSS, Custom (HTML) Elements, Shadow DOM, HTML Templates, Data Binding, Observables, Pub/Sub Pattern, RxJS, SASS, Responsive UIs, Service-Oriented Architecture (SOA), FluentUI Web Components, Webpack, Rollup, C#, Markdown, XML, D3.js, Highcharts, ASP.NET Core, MVC, WebApi, ASP.NET Identity, Razor, Ajax, jQuery, Bootstrap, RequireJS, C++, Java, KnockoutJS, DurandalJs, ASP.NET, Enterprise Scale Web Applications, Telerik, Bootstrap Material Design, XSLT, XML Schema Definition (XSD), JSPM, SystemJS, WCF, WWF, Microsoft Extensibility Framework (MEF), JDBC, JSP, Swing, CORBA, Flash SWF, Xerces</w:t>
       </w:r>
     </w:p>
     <w:p>
@@ -780,7 +780,7 @@
         <w:spacing w:after="100"/>
       </w:pPr>
       <w:r>
-        <w:t xml:space="preserve">Aurelia 2, Node.js, Aurelia, .NET</w:t>
+        <w:t xml:space="preserve">Aurelia, Node.js, .NET</w:t>
       </w:r>
     </w:p>
     <w:p>
@@ -1168,7 +1168,7 @@
         <w:spacing w:after="100"/>
       </w:pPr>
       <w:r>
-        <w:t xml:space="preserve">Applied AI, Agent/AI-assisted Development, End-to-End Product Ownership, TypeScript, AI Product Development, Large Language Models (LLMs), LLM Pipeline Architecture, LLM Evaluation, LLM Orchestration, Non-Deterministic System Testing, Human-in-the-Loop Design, Prompt Engineering, De-identification, Responsible AI, Synthetic Data Generation, Claude Code for VS Code, Claude.ai (LLM), ChatGPT (LLM), GitHub Copilot, Aurelia 2, Domain Modeling, LLM APIs, Requirements Analysis, Fastify, TailWind CSS, Axios, Node.js, Awilix, Vite, HTML, Visual Studio Code, Vitest, NPM</w:t>
+        <w:t xml:space="preserve">Applied AI Development, End-to-End Product Ownership, Agent/AI-assisted Development, TypeScript, Large Language Models (LLMs), LLM Pipeline Architecture, LLM Evaluation, LLM Orchestration, Non-Deterministic System Testing, Human-in-the-Loop Design, Prompt Engineering, De-identification, Responsible AI, Synthetic Data Generation, Claude Code for VS Code, Claude.ai (LLM), ChatGPT (LLM), GitHub Copilot, Aurelia 2, Domain Modeling, LLM APIs, Requirements Analysis, Fastify, TailWind CSS, Axios, Node.js, Awilix, Vite, HTML, Visual Studio Code, Vitest, NPM</w:t>
       </w:r>
     </w:p>
     <w:p>
@@ -1308,7 +1308,7 @@
         <w:spacing w:after="100"/>
       </w:pPr>
       <w:r>
-        <w:t xml:space="preserve">Agent/AI-assisted Development, Blockchain, End-to-End Product Ownership, TypeScript, GitHub Copilot, Cryptocurrencies, DeFi, Aurelia 2, MVVM, TailWind CSS, Axios, Vite, FluentUI Web Components, GitHub</w:t>
+        <w:t xml:space="preserve">End-to-End Product Ownership, Agent/AI-assisted Development, TypeScript, GitHub Copilot, Blockchain, Cryptocurrencies, DeFi, Aurelia 2, MVVM, TailWind CSS, Axios, Vite, FluentUI Web Components, GitHub</w:t>
       </w:r>
     </w:p>
     <w:p>
@@ -1487,7 +1487,7 @@
         <w:spacing w:after="100"/>
       </w:pPr>
       <w:r>
-        <w:t xml:space="preserve">Agent/AI-assisted Development, Blockchain, End-to-End Product Ownership, TypeScript, GitHub Copilot, Cryptocurrencies, DeFi, API Design, OpenAPI, Exchange API Integration, Fastify, Axios, Node.js, TSyringe, Vite, GitHub</w:t>
+        <w:t xml:space="preserve">End-to-End Product Ownership, Agent/AI-assisted Development, TypeScript, GitHub Copilot, Blockchain, Cryptocurrencies, DeFi, API Design, OpenAPI, Exchange API Integration, Fastify, Axios, Node.js, TSyringe, Vite, GitHub</w:t>
       </w:r>
     </w:p>
     <w:p>
@@ -1640,7 +1640,7 @@
         <w:spacing w:after="100"/>
       </w:pPr>
       <w:r>
-        <w:t xml:space="preserve">TypeScript, Balancer Liquidity Pools, DeFi, ReFi, Ethereum, Solidity, ethers.js, Celo, Defender, Mento, JavaScript, GitHub</w:t>
+        <w:t xml:space="preserve">TypeScript, Balancer Liquidity Pools, DeFi, ReFi, Ethereum, Solidity, ethers.js, Aurelia, Celo, Defender, Mento, JavaScript, GitHub</w:t>
       </w:r>
     </w:p>
     <w:p>
@@ -1897,7 +1897,7 @@
         <w:spacing w:after="100"/>
       </w:pPr>
       <w:r>
-        <w:t xml:space="preserve">Blockchain, End-to-End Product Ownership, Technical Leadership, TypeScript, Mentoring, Cryptocurrencies, dApp Development, DAO Development, DAO Governance Systems, Liquidity Bootstrapping Pools, Balancer Liquidity Pools, DeFi, ReFi, Web3, Ethereum, Solidity, Wallets, Gnosis Safe, Metamask, WalletConnect, Web3Modal, ethers.js, web3.js, IPFS, Subgraph, React, SPA, Technical Interviewing, Code Review, Smart Contract Security Review, Defender, Ceramic, ENS, LitProtocol, JavaScript, Node.js, Vite, HTML, CSS, SASS, Responsive, Aurelia, Webpack, Rollup, i18Next, GitHub</w:t>
+        <w:t xml:space="preserve">dApp Development, DAO Development, Product Development, End-to-End Product Ownership, TypeScript, Technical Leadership, Mentoring, Blockchain, Cryptocurrencies, DAO Governance Systems, Liquidity Bootstrapping Pools, Balancer Liquidity Pools, DeFi, ReFi, Web3, Ethereum, Solidity, Wallets, Gnosis Safe, Metamask, WalletConnect, Web3Modal, ethers.js, web3.js, IPFS, Subgraph, Aurelia, React, SPA, Technical Interviewing, Code Review, Smart Contract Security Review, Defender, Ceramic, ENS, LitProtocol, JavaScript, Node.js, Vite, HTML, CSS, SASS, Responsive, Webpack, Rollup, i18Next, GitHub</w:t>
       </w:r>
     </w:p>
     <w:p>
@@ -2076,7 +2076,7 @@
         <w:spacing w:after="100"/>
       </w:pPr>
       <w:r>
-        <w:t xml:space="preserve">Blockchain, End-to-End Product Ownership, TypeScript, dApp Development, DAO Development, DAO Governance Systems, Web3, Ethereum, Solidity, Wallets, Subgraph, React, SPA, Prototyping, Smart Contract Deployment, 3Box, SDK/Library Design, JavaScript, Node.js, HTML, CSS, SASS, Responsive, Aurelia, Webpack, jQuery, Bootstrap, Bootstrap Material Design, GitHub</w:t>
+        <w:t xml:space="preserve">dApp Development, DAO Development, Product Development, End-to-End Product Ownership, TypeScript, Blockchain, DAO Governance Systems, Web3, Ethereum, Solidity, Wallets, Subgraph, Aurelia, React, SPA, Prototyping, Smart Contract Deployment, 3Box, SDK/Library Design, JavaScript, Node.js, HTML, CSS, SASS, Responsive, Webpack, jQuery, Bootstrap, Bootstrap Material Design, GitHub</w:t>
       </w:r>
     </w:p>
     <w:p>
@@ -2317,7 +2317,7 @@
         <w:spacing w:after="100"/>
       </w:pPr>
       <w:r>
-        <w:t xml:space="preserve">TypeScript, SPA, JavaScript, HTML, CSS, Responsive, Aurelia, C#, ASP.NET Core, WebApi, ASP.NET Identity, Ajax, jQuery, Bootstrap, Microsoft SQL Server, T-SQL, Unity, Entity Framework Core, Azure, TFS</w:t>
+        <w:t xml:space="preserve">TypeScript, Aurelia, SPA, JavaScript, HTML, CSS, Responsive, C#, ASP.NET Core, WebApi, ASP.NET Identity, Ajax, jQuery, Bootstrap, Microsoft SQL Server, T-SQL, Unity, Entity Framework Core, Azure, TFS</w:t>
       </w:r>
     </w:p>
     <w:p>
@@ -2836,7 +2836,7 @@
         <w:spacing w:after="100"/>
       </w:pPr>
       <w:r>
-        <w:t xml:space="preserve">crypto-js, SPA, JavaScript, HTML, CSS, Aurelia, Webpack, C#, ASP.NET Core, MVC, WebAPI, Identity, Ajax, jQuery, Bootstrap, RequireJS, KnockoutJS, SQL Server, T-SQL, MsTest, XUnit.NET, DES, Encryption, SHA, System.Security.Cryptography, entity framework</w:t>
+        <w:t xml:space="preserve">crypto-js, Aurelia, SPA, JavaScript, HTML, CSS, Webpack, C#, ASP.NET Core, MVC, WebAPI, Identity, Ajax, jQuery, Bootstrap, RequireJS, KnockoutJS, SQL Server, T-SQL, MsTest, XUnit.NET, DES, Encryption, SHA, System.Security.Cryptography, entity framework</w:t>
       </w:r>
     </w:p>
     <w:p>
@@ -3002,7 +3002,7 @@
         <w:spacing w:after="100"/>
       </w:pPr>
       <w:r>
-        <w:t xml:space="preserve">JavaScript, HTML, CSS, C#, MVC, jQuery, KnockoutJS, ASP.NET, Telerik, MEF, ADO, nHibernate, Agile, Moq, Selenium, SpecFlow, Unity, VSTest, Enterprise Framework, TFS</w:t>
+        <w:t xml:space="preserve">Product Development, JavaScript, HTML, CSS, C#, MVC, jQuery, KnockoutJS, ASP.NET, Telerik, MEF, ADO, nHibernate, Agile, Moq, Selenium, SpecFlow, Unity, VSTest, Enterprise Framework, TFS</w:t>
       </w:r>
     </w:p>
     <w:p>
@@ -3168,7 +3168,7 @@
         <w:spacing w:after="100"/>
       </w:pPr>
       <w:r>
-        <w:t xml:space="preserve">Team Leadership, Mentoring, Client Integration, Systems Integration, JavaScript, HTML, CSS, C#, XML, MVC, jQuery, ASP.NET, XSLT, XSD, WCF, WWF, SQL Server, T-SQL, LINQ, Agile, Moq, MSTest, NUnit, Entity Framework, Enterprise Framework, TFS</w:t>
+        <w:t xml:space="preserve">Product Development, Team Leadership, Mentoring, Client Integration, Systems Integration, JavaScript, HTML, CSS, C#, XML, MVC, jQuery, ASP.NET, XSLT, XSD, WCF, WWF, SQL Server, T-SQL, LINQ, Agile, Moq, MSTest, NUnit, Entity Framework, Enterprise Framework, TFS</w:t>
       </w:r>
     </w:p>
     <w:p>
@@ -3983,6 +3983,27 @@
     </w:p>
     <w:p>
       <w:pPr>
+        <w:keepNext/>
+        <w:spacing w:after="40" w:before="140"/>
+      </w:pPr>
+      <w:r>
+        <w:rPr>
+          <w:b/>
+          <w:bCs/>
+        </w:rPr>
+        <w:t xml:space="preserve">Skills / Technologies:</w:t>
+      </w:r>
+    </w:p>
+    <w:p>
+      <w:pPr>
+        <w:spacing w:after="100"/>
+      </w:pPr>
+      <w:r>
+        <w:t xml:space="preserve">Product Development</w:t>
+      </w:r>
+    </w:p>
+    <w:p>
+      <w:pPr>
         <w:pStyle w:val="Heading2"/>
         <w:keepNext/>
         <w:keepLines/>
@@ -4103,6 +4124,27 @@
     </w:p>
     <w:p>
       <w:pPr>
+        <w:keepNext/>
+        <w:spacing w:after="40" w:before="140"/>
+      </w:pPr>
+      <w:r>
+        <w:rPr>
+          <w:b/>
+          <w:bCs/>
+        </w:rPr>
+        <w:t xml:space="preserve">Skills / Technologies:</w:t>
+      </w:r>
+    </w:p>
+    <w:p>
+      <w:pPr>
+        <w:spacing w:after="100"/>
+      </w:pPr>
+      <w:r>
+        <w:t xml:space="preserve">Product Development</w:t>
+      </w:r>
+    </w:p>
+    <w:p>
+      <w:pPr>
         <w:pStyle w:val="Heading2"/>
         <w:keepNext/>
         <w:keepLines/>
@@ -4157,6 +4199,27 @@
     </w:p>
     <w:p>
       <w:pPr>
+        <w:keepNext/>
+        <w:spacing w:after="40" w:before="140"/>
+      </w:pPr>
+      <w:r>
+        <w:rPr>
+          <w:b/>
+          <w:bCs/>
+        </w:rPr>
+        <w:t xml:space="preserve">Skills / Technologies:</w:t>
+      </w:r>
+    </w:p>
+    <w:p>
+      <w:pPr>
+        <w:spacing w:after="100"/>
+      </w:pPr>
+      <w:r>
+        <w:t xml:space="preserve">Product Development</w:t>
+      </w:r>
+    </w:p>
+    <w:p>
+      <w:pPr>
         <w:pStyle w:val="Heading2"/>
         <w:keepNext/>
         <w:keepLines/>
@@ -4291,6 +4354,27 @@
     </w:p>
     <w:p>
       <w:pPr>
+        <w:keepNext/>
+        <w:spacing w:after="40" w:before="140"/>
+      </w:pPr>
+      <w:r>
+        <w:rPr>
+          <w:b/>
+          <w:bCs/>
+        </w:rPr>
+        <w:t xml:space="preserve">Skills / Technologies:</w:t>
+      </w:r>
+    </w:p>
+    <w:p>
+      <w:pPr>
+        <w:spacing w:after="100"/>
+      </w:pPr>
+      <w:r>
+        <w:t xml:space="preserve">Product Development</w:t>
+      </w:r>
+    </w:p>
+    <w:p>
+      <w:pPr>
         <w:pStyle w:val="Heading2"/>
         <w:keepNext/>
         <w:keepLines/>
@@ -4435,6 +4519,27 @@
       </w:pPr>
       <w:r>
         <w:t xml:space="preserve">Ported Visuals (see UNC below) to the SAS Graphical User Interface System</w:t>
+      </w:r>
+    </w:p>
+    <w:p>
+      <w:pPr>
+        <w:keepNext/>
+        <w:spacing w:after="40" w:before="140"/>
+      </w:pPr>
+      <w:r>
+        <w:rPr>
+          <w:b/>
+          <w:bCs/>
+        </w:rPr>
+        <w:t xml:space="preserve">Skills / Technologies:</w:t>
+      </w:r>
+    </w:p>
+    <w:p>
+      <w:pPr>
+        <w:spacing w:after="100"/>
+      </w:pPr>
+      <w:r>
+        <w:t xml:space="preserve">Product Development</w:t>
       </w:r>
     </w:p>
     <w:p>
